--- a/staff.docx
+++ b/staff.docx
@@ -3,209 +3,1716 @@
 <w:document xmlns:wpc="http://schemas.microsoft.com/office/word/2010/wordprocessingCanvas" xmlns:cx="http://schemas.microsoft.com/office/drawing/2014/chartex" xmlns:cx1="http://schemas.microsoft.com/office/drawing/2015/9/8/chartex" xmlns:cx2="http://schemas.microsoft.com/office/drawing/2015/10/21/chartex" xmlns:cx3="http://schemas.microsoft.com/office/drawing/2016/5/9/chartex" xmlns:cx4="http://schemas.microsoft.com/office/drawing/2016/5/10/chartex" xmlns:cx5="http://schemas.microsoft.com/office/drawing/2016/5/11/chartex" xmlns:cx6="http://schemas.microsoft.com/office/drawing/2016/5/12/chartex" xmlns:cx7="http://schemas.microsoft.com/office/drawing/2016/5/13/chartex" xmlns:cx8="http://schemas.microsoft.com/office/drawing/2016/5/14/chartex" xmlns:mc="http://schemas.openxmlformats.org/markup-compatibility/2006" xmlns:aink="http://schemas.microsoft.com/office/drawing/2016/ink" xmlns:am3d="http://schemas.microsoft.com/office/drawing/2017/model3d" xmlns:o="urn:schemas-microsoft-com:office:office" xmlns:r="http://schemas.openxmlformats.org/officeDocument/2006/relationships" xmlns:m="http://schemas.openxmlformats.org/officeDocument/2006/math" xmlns:v="urn:schemas-microsoft-com:vml" xmlns:wp14="http://schemas.microsoft.com/office/word/2010/wordprocessingDrawing" xmlns:wp="http://schemas.openxmlformats.org/drawingml/2006/wordprocessingDrawing" xmlns:w10="urn:schemas-microsoft-com:office:word" xmlns:w="http://schemas.openxmlformats.org/wordprocessingml/2006/main" xmlns:w14="http://schemas.microsoft.com/office/word/2010/wordml" xmlns:w15="http://schemas.microsoft.com/office/word/2012/wordml" xmlns:w16cid="http://schemas.microsoft.com/office/word/2016/wordml/cid" xmlns:w16se="http://schemas.microsoft.com/office/word/2015/wordml/symex" xmlns:wpg="http://schemas.microsoft.com/office/word/2010/wordprocessingGroup" xmlns:wpi="http://schemas.microsoft.com/office/word/2010/wordprocessingInk" xmlns:wne="http://schemas.microsoft.com/office/word/2006/wordml" xmlns:wps="http://schemas.microsoft.com/office/word/2010/wordprocessingShape" mc:Ignorable="w14 w15 w16se w16cid wp14">
   <w:body>
     <w:p>
-      <w:r>
+      <w:pPr>
+        <w:rPr>
+          <w:rFonts w:ascii="Arial" w:hAnsi="Arial" w:cs="Arial"/>
+        </w:rPr>
+      </w:pPr>
+      <w:r>
+        <w:rPr>
+          <w:rFonts w:ascii="Arial" w:hAnsi="Arial" w:cs="Arial"/>
+        </w:rPr>
         <w:t>tái cấu trúc toàn bộ lại như sau:</w:t>
       </w:r>
     </w:p>
     <w:p>
+      <w:pPr>
+        <w:rPr>
+          <w:rFonts w:ascii="Arial" w:hAnsi="Arial" w:cs="Arial"/>
+        </w:rPr>
+      </w:pPr>
       <w:proofErr w:type="gramStart"/>
       <w:r>
+        <w:rPr>
+          <w:rFonts w:ascii="Arial" w:hAnsi="Arial" w:cs="Arial"/>
+        </w:rPr>
         <w:t>A.Quy</w:t>
       </w:r>
       <w:proofErr w:type="gramEnd"/>
       <w:r>
+        <w:rPr>
+          <w:rFonts w:ascii="Arial" w:hAnsi="Arial" w:cs="Arial"/>
+        </w:rPr>
         <w:t xml:space="preserve"> tắc hiển thị Hàng Đợi trên Thanh Trạng Thái (Status Bar UI)</w:t>
       </w:r>
     </w:p>
     <w:p>
-      <w:r>
+      <w:pPr>
+        <w:rPr>
+          <w:rFonts w:ascii="Arial" w:hAnsi="Arial" w:cs="Arial"/>
+        </w:rPr>
+      </w:pPr>
+      <w:r>
+        <w:rPr>
+          <w:rFonts w:ascii="Arial" w:hAnsi="Arial" w:cs="Arial"/>
+        </w:rPr>
         <w:t>Nhóm Bận (BUSY): Xếp theo thời gian bắt đầu làm việc (startTime). Ai lên ca trước xếp trước.</w:t>
       </w:r>
     </w:p>
     <w:p>
-      <w:r>
+      <w:pPr>
+        <w:rPr>
+          <w:rFonts w:ascii="Arial" w:hAnsi="Arial" w:cs="Arial"/>
+        </w:rPr>
+      </w:pPr>
+      <w:r>
+        <w:rPr>
+          <w:rFonts w:ascii="Arial" w:hAnsi="Arial" w:cs="Arial"/>
+        </w:rPr>
         <w:t xml:space="preserve">Nhóm Rảnh (READY / </w:t>
       </w:r>
       <w:r>
         <w:rPr>
-          <w:rFonts w:hint="eastAsia"/>
+          <w:rFonts w:ascii="Arial" w:hAnsi="Arial" w:cs="Arial"/>
         </w:rPr>
         <w:t>待命</w:t>
       </w:r>
       <w:r>
+        <w:rPr>
+          <w:rFonts w:ascii="Arial" w:hAnsi="Arial" w:cs="Arial"/>
+        </w:rPr>
         <w:t>): Chỉ đơn thuần xếp theo checkInTime (thời gian điểm danh hoặc thời gian trả thẻ sau khi thanh toán xong). Ai có time nhỏ hơn (đợi lâu hơn) đứng trước.</w:t>
       </w:r>
     </w:p>
     <w:p>
+      <w:pPr>
+        <w:rPr>
+          <w:rFonts w:ascii="Arial" w:hAnsi="Arial" w:cs="Arial"/>
+        </w:rPr>
+      </w:pPr>
       <w:proofErr w:type="gramStart"/>
       <w:r>
+        <w:rPr>
+          <w:rFonts w:ascii="Arial" w:hAnsi="Arial" w:cs="Arial"/>
+        </w:rPr>
         <w:t>B.Xác</w:t>
       </w:r>
       <w:proofErr w:type="gramEnd"/>
       <w:r>
+        <w:rPr>
+          <w:rFonts w:ascii="Arial" w:hAnsi="Arial" w:cs="Arial"/>
+        </w:rPr>
         <w:t xml:space="preserve"> định trạng thái thực tế của nhân viên (Trạng thái thực tế)</w:t>
       </w:r>
     </w:p>
     <w:p>
-      <w:r>
+      <w:pPr>
+        <w:rPr>
+          <w:rFonts w:ascii="Arial" w:hAnsi="Arial" w:cs="Arial"/>
+        </w:rPr>
+      </w:pPr>
+      <w:r>
+        <w:rPr>
+          <w:rFonts w:ascii="Arial" w:hAnsi="Arial" w:cs="Arial"/>
+        </w:rPr>
         <w:t xml:space="preserve">Quy tắc: Nhân viên bị coi là "Đang bận" (BUSY - </w:t>
       </w:r>
       <w:r>
         <w:rPr>
-          <w:rFonts w:hint="eastAsia"/>
+          <w:rFonts w:ascii="Arial" w:hAnsi="Arial" w:cs="Arial"/>
         </w:rPr>
         <w:t>忙碌</w:t>
       </w:r>
       <w:r>
+        <w:rPr>
+          <w:rFonts w:ascii="Arial" w:hAnsi="Arial" w:cs="Arial"/>
+        </w:rPr>
         <w:t>) NẾU họ có tên trong bất kỳ ghế/giường nào đang ở trạng thái isRunning = true và không bị isPaused.</w:t>
       </w:r>
     </w:p>
     <w:p>
-      <w:r>
+      <w:pPr>
+        <w:rPr>
+          <w:rFonts w:ascii="Arial" w:hAnsi="Arial" w:cs="Arial"/>
+        </w:rPr>
+      </w:pPr>
+      <w:r>
+        <w:rPr>
+          <w:rFonts w:ascii="Arial" w:hAnsi="Arial" w:cs="Arial"/>
+        </w:rPr>
         <w:t>C.chọn nhân viên đi làm khi bấm nút bắt đầu</w:t>
       </w:r>
     </w:p>
     <w:p>
-      <w:r>
+      <w:pPr>
+        <w:rPr>
+          <w:rFonts w:ascii="Arial" w:hAnsi="Arial" w:cs="Arial"/>
+        </w:rPr>
+      </w:pPr>
+      <w:r>
+        <w:rPr>
+          <w:rFonts w:ascii="Arial" w:hAnsi="Arial" w:cs="Arial"/>
+        </w:rPr>
         <w:t xml:space="preserve">1.chọn nhân viên theo thứ tự ưu tiên từ phải sang trái trong danh sách thẻ đang </w:t>
       </w:r>
       <w:proofErr w:type="gramStart"/>
       <w:r>
+        <w:rPr>
+          <w:rFonts w:ascii="Arial" w:hAnsi="Arial" w:cs="Arial"/>
+        </w:rPr>
         <w:t>rảnh(</w:t>
       </w:r>
       <w:proofErr w:type="gramEnd"/>
       <w:r>
+        <w:rPr>
+          <w:rFonts w:ascii="Arial" w:hAnsi="Arial" w:cs="Arial"/>
+        </w:rPr>
         <w:t xml:space="preserve">READY / </w:t>
       </w:r>
       <w:r>
         <w:rPr>
-          <w:rFonts w:hint="eastAsia"/>
+          <w:rFonts w:ascii="Arial" w:hAnsi="Arial" w:cs="Arial"/>
         </w:rPr>
         <w:t>待命</w:t>
       </w:r>
       <w:r>
+        <w:rPr>
+          <w:rFonts w:ascii="Arial" w:hAnsi="Arial" w:cs="Arial"/>
+        </w:rPr>
         <w:t>) và phải dựa theo khách đó có chỉ định hay không chỉ định(nam,nữ,dầu,...)</w:t>
       </w:r>
     </w:p>
     <w:p>
-      <w:r>
+      <w:pPr>
+        <w:rPr>
+          <w:rFonts w:ascii="Arial" w:hAnsi="Arial" w:cs="Arial"/>
+        </w:rPr>
+      </w:pPr>
+      <w:r>
+        <w:rPr>
+          <w:rFonts w:ascii="Arial" w:hAnsi="Arial" w:cs="Arial"/>
+        </w:rPr>
         <w:t xml:space="preserve">D.sau khi làm xong khách thanh toán xong thẻ của nhân viên đó sẽ được quay về trạng thái sẵn sàng theo các quy tắc </w:t>
       </w:r>
       <w:proofErr w:type="gramStart"/>
       <w:r>
+        <w:rPr>
+          <w:rFonts w:ascii="Arial" w:hAnsi="Arial" w:cs="Arial"/>
+        </w:rPr>
         <w:t>sau(</w:t>
       </w:r>
       <w:proofErr w:type="gramEnd"/>
       <w:r>
+        <w:rPr>
+          <w:rFonts w:ascii="Arial" w:hAnsi="Arial" w:cs="Arial"/>
+        </w:rPr>
         <w:t xml:space="preserve">mỗi gói dịch vụ đều có số </w:t>
       </w:r>
       <w:r>
         <w:rPr>
-          <w:rFonts w:hint="eastAsia"/>
+          <w:rFonts w:ascii="Arial" w:hAnsi="Arial" w:cs="Arial"/>
         </w:rPr>
         <w:t>節數</w:t>
       </w:r>
       <w:r>
+        <w:rPr>
+          <w:rFonts w:ascii="Arial" w:hAnsi="Arial" w:cs="Arial"/>
+        </w:rPr>
         <w:t xml:space="preserve"> riêng như trong ảnh,cần xếp thứ tự thẻ sau khi hoàn thành theo con số này):</w:t>
       </w:r>
     </w:p>
     <w:p>
-      <w:r>
+      <w:pPr>
+        <w:rPr>
+          <w:rFonts w:ascii="Arial" w:hAnsi="Arial" w:cs="Arial"/>
+        </w:rPr>
+      </w:pPr>
+      <w:r>
+        <w:rPr>
+          <w:rFonts w:ascii="Arial" w:hAnsi="Arial" w:cs="Arial"/>
+        </w:rPr>
         <w:t xml:space="preserve">1.nếu nhóm khách chỉ có một người thì đầu tiên xét số </w:t>
       </w:r>
       <w:proofErr w:type="gramStart"/>
       <w:r>
         <w:rPr>
-          <w:rFonts w:hint="eastAsia"/>
+          <w:rFonts w:ascii="Arial" w:hAnsi="Arial" w:cs="Arial"/>
         </w:rPr>
         <w:t>節數</w:t>
       </w:r>
       <w:r>
+        <w:rPr>
+          <w:rFonts w:ascii="Arial" w:hAnsi="Arial" w:cs="Arial"/>
+        </w:rPr>
         <w:t>(</w:t>
       </w:r>
       <w:proofErr w:type="gramEnd"/>
       <w:r>
+        <w:rPr>
+          <w:rFonts w:ascii="Arial" w:hAnsi="Arial" w:cs="Arial"/>
+        </w:rPr>
         <w:t xml:space="preserve">nếu có số </w:t>
       </w:r>
       <w:r>
         <w:rPr>
-          <w:rFonts w:hint="eastAsia"/>
+          <w:rFonts w:ascii="Arial" w:hAnsi="Arial" w:cs="Arial"/>
         </w:rPr>
         <w:t>節數</w:t>
       </w:r>
       <w:r>
+        <w:rPr>
+          <w:rFonts w:ascii="Arial" w:hAnsi="Arial" w:cs="Arial"/>
+        </w:rPr>
         <w:t xml:space="preserve"> bằng nhau thì Ai có time nhỏ hơn (đợi lâu hơn) đứng trước),nếu có số </w:t>
       </w:r>
       <w:r>
         <w:rPr>
-          <w:rFonts w:hint="eastAsia"/>
+          <w:rFonts w:ascii="Arial" w:hAnsi="Arial" w:cs="Arial"/>
         </w:rPr>
         <w:t>節數</w:t>
       </w:r>
       <w:r>
+        <w:rPr>
+          <w:rFonts w:ascii="Arial" w:hAnsi="Arial" w:cs="Arial"/>
+        </w:rPr>
         <w:t xml:space="preserve"> khác nhau thì ai xong trước xếp trước(xét thời gian kết thúc)</w:t>
       </w:r>
     </w:p>
     <w:p>
-      <w:r>
+      <w:pPr>
+        <w:rPr>
+          <w:rFonts w:ascii="Arial" w:hAnsi="Arial" w:cs="Arial"/>
+        </w:rPr>
+      </w:pPr>
+      <w:r>
+        <w:rPr>
+          <w:rFonts w:ascii="Arial" w:hAnsi="Arial" w:cs="Arial"/>
+        </w:rPr>
         <w:t xml:space="preserve">2.nếu nhóm có 2 khách trở lên và có cùng </w:t>
       </w:r>
       <w:r>
         <w:rPr>
-          <w:rFonts w:hint="eastAsia"/>
+          <w:rFonts w:ascii="Arial" w:hAnsi="Arial" w:cs="Arial"/>
         </w:rPr>
         <w:t>節數</w:t>
       </w:r>
       <w:r>
+        <w:rPr>
+          <w:rFonts w:ascii="Arial" w:hAnsi="Arial" w:cs="Arial"/>
+        </w:rPr>
         <w:t xml:space="preserve"> thì sau khi hoàn thành xong thứ tự của các nhân viên trong nhóm đó vẫn như lúc trước khi nhóm đó bắt đầu.</w:t>
       </w:r>
     </w:p>
     <w:p>
-      <w:r>
+      <w:pPr>
+        <w:rPr>
+          <w:rFonts w:ascii="Arial" w:hAnsi="Arial" w:cs="Arial"/>
+        </w:rPr>
+      </w:pPr>
+      <w:r>
+        <w:rPr>
+          <w:rFonts w:ascii="Arial" w:hAnsi="Arial" w:cs="Arial"/>
+        </w:rPr>
         <w:t xml:space="preserve">3.nếu nhóm có 2 khách trở lên và khác </w:t>
       </w:r>
       <w:r>
         <w:rPr>
-          <w:rFonts w:hint="eastAsia"/>
+          <w:rFonts w:ascii="Arial" w:hAnsi="Arial" w:cs="Arial"/>
         </w:rPr>
         <w:t>節數</w:t>
       </w:r>
       <w:r>
+        <w:rPr>
+          <w:rFonts w:ascii="Arial" w:hAnsi="Arial" w:cs="Arial"/>
+        </w:rPr>
         <w:t xml:space="preserve"> thì sau khi hoàn thành xong thứ tự của các nhân viên trong nhóm đó vẫn như lúc trước khi nhóm đó bắt đầu(lấy thời gian hiện tại của nhân viên đó cộng thêm thời lượng gói dịch vụ ai xong sớm hơn xếp trước).</w:t>
       </w:r>
+    </w:p>
+    <w:p>
+      <w:pPr>
+        <w:rPr>
+          <w:rFonts w:ascii="Arial" w:hAnsi="Arial" w:cs="Arial"/>
+        </w:rPr>
+      </w:pPr>
+      <w:r>
+        <w:rPr>
+          <w:rFonts w:ascii="Arial" w:hAnsi="Arial" w:cs="Arial"/>
+        </w:rPr>
+        <w:t xml:space="preserve">4.nếu làm các gói dịch vụ có </w:t>
+      </w:r>
+      <w:r>
+        <w:rPr>
+          <w:rFonts w:ascii="Arial" w:hAnsi="Arial" w:cs="Arial"/>
+        </w:rPr>
+        <w:t>節數</w:t>
+      </w:r>
+      <w:r>
+        <w:rPr>
+          <w:rFonts w:ascii="Arial" w:hAnsi="Arial" w:cs="Arial"/>
+        </w:rPr>
+        <w:t xml:space="preserve">=1 thì sau khi hoàn thành xong sẽ ưu tiên xếp đầu tiên bên phải của nhóm sẵn </w:t>
+      </w:r>
+      <w:proofErr w:type="gramStart"/>
+      <w:r>
+        <w:rPr>
+          <w:rFonts w:ascii="Arial" w:hAnsi="Arial" w:cs="Arial"/>
+        </w:rPr>
+        <w:t>sàng.nếu</w:t>
+      </w:r>
+      <w:proofErr w:type="gramEnd"/>
+      <w:r>
+        <w:rPr>
+          <w:rFonts w:ascii="Arial" w:hAnsi="Arial" w:cs="Arial"/>
+        </w:rPr>
+        <w:t xml:space="preserve"> có nhiều nhân viên đều làm gói có </w:t>
+      </w:r>
+      <w:r>
+        <w:rPr>
+          <w:rFonts w:ascii="Arial" w:hAnsi="Arial" w:cs="Arial"/>
+        </w:rPr>
+        <w:t>節數</w:t>
+      </w:r>
+      <w:r>
+        <w:rPr>
+          <w:rFonts w:ascii="Arial" w:hAnsi="Arial" w:cs="Arial"/>
+        </w:rPr>
+        <w:t>=1 thì tiếp tục xét đến thời gian trước khi làm ai xếp trước thì sau khi xong người đó vẫn xếp trước.</w:t>
+      </w:r>
+    </w:p>
+    <w:p>
+      <w:pPr>
+        <w:rPr>
+          <w:rFonts w:ascii="Arial" w:hAnsi="Arial" w:cs="Arial"/>
+        </w:rPr>
+      </w:pPr>
+    </w:p>
+    <w:p>
+      <w:pPr>
+        <w:rPr>
+          <w:rFonts w:ascii="Arial" w:hAnsi="Arial" w:cs="Arial"/>
+          <w:sz w:val="28"/>
+          <w:szCs w:val="28"/>
+        </w:rPr>
+      </w:pPr>
+    </w:p>
+    <w:p>
+      <w:pPr>
+        <w:rPr>
+          <w:rFonts w:ascii="Arial" w:eastAsia="Times New Roman" w:hAnsi="Arial" w:cs="Arial"/>
+          <w:b/>
+          <w:bCs/>
+          <w:sz w:val="24"/>
+          <w:szCs w:val="24"/>
+        </w:rPr>
+      </w:pPr>
+      <w:r>
+        <w:t>I.</w:t>
+      </w:r>
+      <w:r>
+        <w:t xml:space="preserve">Bản chất của biến </w:t>
+      </w:r>
+      <w:r>
+        <w:rPr>
+          <w:rStyle w:val="HTML"/>
+          <w:rFonts w:ascii="Arial" w:eastAsiaTheme="minorEastAsia" w:hAnsi="Arial" w:cs="Arial"/>
+          <w:sz w:val="28"/>
+          <w:szCs w:val="28"/>
+        </w:rPr>
+        <w:t>stafftime</w:t>
+      </w:r>
+      <w:r>
+        <w:rPr>
+          <w:rStyle w:val="HTML"/>
+          <w:rFonts w:ascii="Arial" w:eastAsiaTheme="minorEastAsia" w:hAnsi="Arial" w:cs="Arial"/>
+          <w:sz w:val="28"/>
+          <w:szCs w:val="28"/>
+        </w:rPr>
+        <w:t xml:space="preserve"> là một con số có giá trị cụ thể tăng dần</w:t>
+      </w:r>
+      <w:r>
+        <w:rPr>
+          <w:rStyle w:val="HTML"/>
+          <w:rFonts w:ascii="Arial" w:eastAsiaTheme="minorEastAsia" w:hAnsi="Arial" w:cs="Arial"/>
+          <w:sz w:val="28"/>
+          <w:szCs w:val="28"/>
+        </w:rPr>
+        <w:t xml:space="preserve"> tính bằng mili giây</w:t>
+      </w:r>
+      <w:r>
+        <w:rPr>
+          <w:rStyle w:val="HTML"/>
+          <w:rFonts w:ascii="Arial" w:eastAsiaTheme="minorEastAsia" w:hAnsi="Arial" w:cs="Arial"/>
+          <w:sz w:val="28"/>
+          <w:szCs w:val="28"/>
+        </w:rPr>
+        <w:t xml:space="preserve"> gắn liên với mỗi nhân viên qua các quá trình</w:t>
+      </w:r>
+      <w:r>
+        <w:rPr>
+          <w:rStyle w:val="HTML"/>
+          <w:rFonts w:ascii="Arial" w:eastAsiaTheme="minorEastAsia" w:hAnsi="Arial" w:cs="Arial"/>
+          <w:sz w:val="28"/>
+          <w:szCs w:val="28"/>
+        </w:rPr>
+        <w:t xml:space="preserve"> </w:t>
+      </w:r>
+      <w:r>
+        <w:rPr>
+          <w:rStyle w:val="HTML"/>
+          <w:rFonts w:ascii="Arial" w:eastAsiaTheme="minorEastAsia" w:hAnsi="Arial" w:cs="Arial"/>
+          <w:sz w:val="28"/>
+          <w:szCs w:val="28"/>
+        </w:rPr>
+        <w:t>từ khi vào làm,chờ khách,làm khách,quay lại đợi,… đến lúc tan làm</w:t>
+      </w:r>
+      <w:r>
+        <w:rPr>
+          <w:rStyle w:val="HTML"/>
+          <w:rFonts w:ascii="Arial" w:eastAsiaTheme="minorEastAsia" w:hAnsi="Arial" w:cs="Arial"/>
+          <w:sz w:val="28"/>
+          <w:szCs w:val="28"/>
+        </w:rPr>
+        <w:t>:</w:t>
+      </w:r>
+      <w:r>
+        <w:rPr>
+          <w:rStyle w:val="HTML"/>
+          <w:rFonts w:ascii="Arial" w:eastAsiaTheme="minorEastAsia" w:hAnsi="Arial" w:cs="Arial"/>
+          <w:sz w:val="28"/>
+          <w:szCs w:val="28"/>
+        </w:rPr>
+        <w:t xml:space="preserve"> </w:t>
+      </w:r>
+      <w:r>
+        <w:rPr>
+          <w:rStyle w:val="HTML"/>
+          <w:rFonts w:ascii="Arial" w:eastAsiaTheme="minorEastAsia" w:hAnsi="Arial" w:cs="Arial"/>
+          <w:sz w:val="28"/>
+          <w:szCs w:val="28"/>
+        </w:rPr>
+        <w:br/>
+      </w:r>
+      <w:r>
+        <w:rPr>
+          <w:rStyle w:val="HTML"/>
+          <w:rFonts w:ascii="Arial" w:eastAsiaTheme="minorEastAsia" w:hAnsi="Arial" w:cs="Arial"/>
+          <w:sz w:val="28"/>
+          <w:szCs w:val="28"/>
+        </w:rPr>
+        <w:br/>
+      </w:r>
+      <w:r>
+        <w:rPr>
+          <w:rFonts w:ascii="Arial" w:hAnsi="Arial" w:cs="Arial"/>
+        </w:rPr>
+        <w:t>Giai đoạn 1: Khi thợ bấm "Đăng nhập / Đi làm" (Check-in)</w:t>
+      </w:r>
+      <w:r>
+        <w:rPr>
+          <w:rStyle w:val="HTML"/>
+          <w:rFonts w:ascii="Arial" w:eastAsiaTheme="minorEastAsia" w:hAnsi="Arial" w:cs="Arial"/>
+          <w:sz w:val="28"/>
+          <w:szCs w:val="28"/>
+        </w:rPr>
+        <w:t xml:space="preserve">.khi Nhân viên checkin thì </w:t>
+      </w:r>
+      <w:r>
+        <w:rPr>
+          <w:rFonts w:ascii="Arial" w:hAnsi="Arial" w:cs="Arial"/>
+        </w:rPr>
+        <w:t xml:space="preserve">tìm xem trong hàng chờ rảnh rỗi ai đang có </w:t>
+      </w:r>
+      <w:r>
+        <w:rPr>
+          <w:rStyle w:val="HTML"/>
+          <w:rFonts w:ascii="Arial" w:eastAsiaTheme="minorEastAsia" w:hAnsi="Arial" w:cs="Arial"/>
+        </w:rPr>
+        <w:t>stafftime</w:t>
+      </w:r>
+      <w:r>
+        <w:rPr>
+          <w:rFonts w:ascii="Arial" w:hAnsi="Arial" w:cs="Arial"/>
+        </w:rPr>
+        <w:t xml:space="preserve"> lớn nhất (người mới xếp hàng gần nhất), rồi </w:t>
+      </w:r>
+      <w:r>
+        <w:rPr>
+          <w:rFonts w:ascii="Arial" w:hAnsi="Arial" w:cs="Arial"/>
+          <w:b/>
+          <w:bCs/>
+        </w:rPr>
+        <w:t>cộng thêm 100ms</w:t>
+      </w:r>
+      <w:r>
+        <w:rPr>
+          <w:rFonts w:ascii="Arial" w:hAnsi="Arial" w:cs="Arial"/>
+        </w:rPr>
+        <w:t xml:space="preserve"> </w:t>
+      </w:r>
+      <w:r>
+        <w:rPr>
+          <w:rStyle w:val="HTML"/>
+          <w:rFonts w:ascii="Arial" w:eastAsiaTheme="minorEastAsia" w:hAnsi="Arial" w:cs="Arial"/>
+          <w:sz w:val="28"/>
+          <w:szCs w:val="28"/>
+        </w:rPr>
+        <w:t xml:space="preserve">rồi gán cho biến </w:t>
+      </w:r>
+      <w:r>
+        <w:rPr>
+          <w:rStyle w:val="HTML"/>
+          <w:rFonts w:ascii="Arial" w:eastAsiaTheme="minorEastAsia" w:hAnsi="Arial" w:cs="Arial"/>
+          <w:sz w:val="28"/>
+          <w:szCs w:val="28"/>
+        </w:rPr>
+        <w:t>stafftime</w:t>
+      </w:r>
+      <w:r>
+        <w:rPr>
+          <w:rStyle w:val="HTML"/>
+          <w:rFonts w:ascii="Arial" w:eastAsiaTheme="minorEastAsia" w:hAnsi="Arial" w:cs="Arial"/>
+          <w:sz w:val="28"/>
+          <w:szCs w:val="28"/>
+        </w:rPr>
+        <w:t xml:space="preserve"> đại diện cho "mốc thời gian bắt đầu chờ việc". Giá trị càng nhỏ (càng cũ) thì thợ đó đã đợi càng </w:t>
+      </w:r>
+      <w:r>
+        <w:rPr>
+          <w:rStyle w:val="HTML"/>
+          <w:rFonts w:ascii="Arial" w:eastAsiaTheme="minorEastAsia" w:hAnsi="Arial" w:cs="Arial"/>
+          <w:sz w:val="28"/>
+          <w:szCs w:val="28"/>
+        </w:rPr>
+        <w:lastRenderedPageBreak/>
+        <w:t>lâu, và sẽ được xếp đứng đầu hàng từ phải sang trái.</w:t>
+      </w:r>
+      <w:r>
+        <w:rPr>
+          <w:rFonts w:ascii="Arial" w:hAnsi="Arial" w:cs="Arial"/>
+          <w:b/>
+          <w:bCs/>
+        </w:rPr>
+        <w:t xml:space="preserve"> </w:t>
+      </w:r>
+      <w:r>
+        <w:rPr>
+          <w:rFonts w:ascii="Arial" w:hAnsi="Arial" w:cs="Arial"/>
+          <w:b/>
+          <w:bCs/>
+        </w:rPr>
+        <w:t>Mục đích:</w:t>
+      </w:r>
+      <w:r>
+        <w:rPr>
+          <w:rFonts w:ascii="Arial" w:hAnsi="Arial" w:cs="Arial"/>
+        </w:rPr>
+        <w:t xml:space="preserve"> Đảm bảo thợ mới đến luôn luôn bị xếp vào </w:t>
+      </w:r>
+      <w:r>
+        <w:rPr>
+          <w:rFonts w:ascii="Arial" w:hAnsi="Arial" w:cs="Arial"/>
+          <w:b/>
+          <w:bCs/>
+        </w:rPr>
+        <w:t>cuối hàng chờ</w:t>
+      </w:r>
+      <w:r>
+        <w:rPr>
+          <w:rFonts w:ascii="Arial" w:hAnsi="Arial" w:cs="Arial"/>
+        </w:rPr>
+        <w:t>, không được phép chen ngang những người đã đến trước, bất kể đồng hồ hệ thống có bị lệch vài mili-giây.</w:t>
+      </w:r>
+      <w:r>
+        <w:rPr>
+          <w:rStyle w:val="HTML"/>
+          <w:rFonts w:ascii="Arial" w:eastAsiaTheme="minorEastAsia" w:hAnsi="Arial" w:cs="Arial"/>
+          <w:sz w:val="28"/>
+          <w:szCs w:val="28"/>
+        </w:rPr>
+        <w:br/>
+      </w:r>
+      <w:r>
+        <w:rPr>
+          <w:rFonts w:ascii="Arial" w:eastAsia="Times New Roman" w:hAnsi="Arial" w:cs="Arial"/>
+          <w:b/>
+          <w:bCs/>
+          <w:sz w:val="24"/>
+          <w:szCs w:val="24"/>
+        </w:rPr>
+        <w:t>Giai đoạn 2: Khi thợ nhận khách và bắt đầu làm (Start</w:t>
+      </w:r>
+      <w:proofErr w:type="gramStart"/>
+      <w:r>
+        <w:rPr>
+          <w:rFonts w:ascii="Arial" w:eastAsia="Times New Roman" w:hAnsi="Arial" w:cs="Arial"/>
+          <w:b/>
+          <w:bCs/>
+          <w:sz w:val="24"/>
+          <w:szCs w:val="24"/>
+        </w:rPr>
+        <w:t>)</w:t>
+      </w:r>
+      <w:r>
+        <w:rPr>
+          <w:rFonts w:ascii="Arial" w:eastAsia="Times New Roman" w:hAnsi="Arial" w:cs="Arial"/>
+          <w:b/>
+          <w:bCs/>
+          <w:sz w:val="24"/>
+          <w:szCs w:val="24"/>
+        </w:rPr>
+        <w:t>(</w:t>
+      </w:r>
+      <w:proofErr w:type="gramEnd"/>
+      <w:r>
+        <w:rPr>
+          <w:rFonts w:ascii="Arial" w:eastAsia="Times New Roman" w:hAnsi="Arial" w:cs="Arial"/>
+          <w:b/>
+          <w:bCs/>
+          <w:sz w:val="24"/>
+          <w:szCs w:val="24"/>
+        </w:rPr>
+        <w:t>hiện tại hàm thực hiện quá nhanh tôi muốn giảm tốc độ thực hiện của giai đoạn này thành 0.1s)</w:t>
+      </w:r>
+    </w:p>
+    <w:p>
+      <w:pPr>
+        <w:rPr>
+          <w:rFonts w:ascii="Arial" w:eastAsia="Times New Roman" w:hAnsi="Arial" w:cs="Arial"/>
+          <w:sz w:val="24"/>
+          <w:szCs w:val="24"/>
+        </w:rPr>
+      </w:pPr>
+      <w:r>
+        <w:rPr>
+          <w:rFonts w:ascii="Arial" w:eastAsia="Times New Roman" w:hAnsi="Arial" w:cs="Arial"/>
+          <w:i/>
+          <w:iCs/>
+          <w:sz w:val="24"/>
+          <w:szCs w:val="24"/>
+        </w:rPr>
+        <w:t xml:space="preserve">(Nằm ở hàm </w:t>
+      </w:r>
+      <w:r>
+        <w:rPr>
+          <w:rFonts w:ascii="Arial" w:eastAsia="Times New Roman" w:hAnsi="Arial" w:cs="Arial"/>
+          <w:i/>
+          <w:iCs/>
+          <w:sz w:val="20"/>
+          <w:szCs w:val="20"/>
+        </w:rPr>
+        <w:t>executeStart</w:t>
+      </w:r>
+      <w:r>
+        <w:rPr>
+          <w:rFonts w:ascii="Arial" w:eastAsia="Times New Roman" w:hAnsi="Arial" w:cs="Arial"/>
+          <w:i/>
+          <w:iCs/>
+          <w:sz w:val="24"/>
+          <w:szCs w:val="24"/>
+        </w:rPr>
+        <w:t xml:space="preserve"> trong </w:t>
+      </w:r>
+      <w:r>
+        <w:rPr>
+          <w:rFonts w:ascii="Arial" w:eastAsia="Times New Roman" w:hAnsi="Arial" w:cs="Arial"/>
+          <w:i/>
+          <w:iCs/>
+          <w:sz w:val="20"/>
+          <w:szCs w:val="20"/>
+        </w:rPr>
+        <w:t>cyx_app.js</w:t>
+      </w:r>
+      <w:r>
+        <w:rPr>
+          <w:rFonts w:ascii="Arial" w:eastAsia="Times New Roman" w:hAnsi="Arial" w:cs="Arial"/>
+          <w:i/>
+          <w:iCs/>
+          <w:sz w:val="24"/>
+          <w:szCs w:val="24"/>
+        </w:rPr>
+        <w:t>)</w:t>
+      </w:r>
+    </w:p>
+    <w:p>
+      <w:pPr>
+        <w:rPr>
+          <w:rFonts w:ascii="Arial" w:eastAsia="Times New Roman" w:hAnsi="Arial" w:cs="Arial"/>
+          <w:sz w:val="24"/>
+          <w:szCs w:val="24"/>
+        </w:rPr>
+      </w:pPr>
+      <w:r>
+        <w:rPr>
+          <w:rFonts w:ascii="Arial" w:eastAsia="Times New Roman" w:hAnsi="Arial" w:cs="Arial"/>
+          <w:sz w:val="24"/>
+          <w:szCs w:val="24"/>
+        </w:rPr>
+        <w:t xml:space="preserve">Trạng thái chuyển từ </w:t>
+      </w:r>
+      <w:r>
+        <w:rPr>
+          <w:rFonts w:ascii="Arial" w:eastAsia="Times New Roman" w:hAnsi="Arial" w:cs="Arial"/>
+          <w:sz w:val="20"/>
+          <w:szCs w:val="20"/>
+        </w:rPr>
+        <w:t>READY</w:t>
+      </w:r>
+      <w:r>
+        <w:rPr>
+          <w:rFonts w:ascii="Arial" w:eastAsia="Times New Roman" w:hAnsi="Arial" w:cs="Arial"/>
+          <w:sz w:val="24"/>
+          <w:szCs w:val="24"/>
+        </w:rPr>
+        <w:t xml:space="preserve"> sang </w:t>
+      </w:r>
+      <w:r>
+        <w:rPr>
+          <w:rFonts w:ascii="Arial" w:eastAsia="Times New Roman" w:hAnsi="Arial" w:cs="Arial"/>
+          <w:sz w:val="20"/>
+          <w:szCs w:val="20"/>
+        </w:rPr>
+        <w:t>BUSY</w:t>
+      </w:r>
+      <w:r>
+        <w:rPr>
+          <w:rFonts w:ascii="Arial" w:eastAsia="Times New Roman" w:hAnsi="Arial" w:cs="Arial"/>
+          <w:sz w:val="24"/>
+          <w:szCs w:val="24"/>
+        </w:rPr>
+        <w:t>.</w:t>
+      </w:r>
+    </w:p>
+    <w:p>
+      <w:pPr>
+        <w:rPr>
+          <w:rFonts w:ascii="Arial" w:eastAsia="Times New Roman" w:hAnsi="Arial" w:cs="Arial"/>
+          <w:sz w:val="24"/>
+          <w:szCs w:val="24"/>
+        </w:rPr>
+      </w:pPr>
+      <w:r>
+        <w:rPr>
+          <w:rFonts w:ascii="Arial" w:eastAsia="Times New Roman" w:hAnsi="Arial" w:cs="Arial"/>
+          <w:sz w:val="24"/>
+          <w:szCs w:val="24"/>
+        </w:rPr>
+        <w:t xml:space="preserve"> gán </w:t>
+      </w:r>
+      <w:r>
+        <w:rPr>
+          <w:rFonts w:ascii="Arial" w:eastAsia="Times New Roman" w:hAnsi="Arial" w:cs="Arial"/>
+          <w:sz w:val="20"/>
+          <w:szCs w:val="20"/>
+        </w:rPr>
+        <w:t>stafftime</w:t>
+      </w:r>
+      <w:r>
+        <w:rPr>
+          <w:rFonts w:ascii="Arial" w:eastAsia="Times New Roman" w:hAnsi="Arial" w:cs="Arial"/>
+          <w:sz w:val="20"/>
+          <w:szCs w:val="20"/>
+        </w:rPr>
+        <w:t xml:space="preserve"> =</w:t>
+      </w:r>
+      <w:r>
+        <w:rPr>
+          <w:rFonts w:ascii="Arial" w:eastAsia="Times New Roman" w:hAnsi="Arial" w:cs="Arial"/>
+          <w:sz w:val="20"/>
+          <w:szCs w:val="20"/>
+        </w:rPr>
+        <w:t xml:space="preserve"> </w:t>
+      </w:r>
+      <w:r>
+        <w:rPr>
+          <w:rFonts w:ascii="Arial" w:eastAsia="Times New Roman" w:hAnsi="Arial" w:cs="Arial"/>
+          <w:sz w:val="20"/>
+          <w:szCs w:val="20"/>
+        </w:rPr>
+        <w:t>stafftime</w:t>
+      </w:r>
+      <w:r>
+        <w:rPr>
+          <w:rFonts w:ascii="Arial" w:eastAsia="Times New Roman" w:hAnsi="Arial" w:cs="Arial"/>
+          <w:sz w:val="20"/>
+          <w:szCs w:val="20"/>
+        </w:rPr>
+        <w:t>+</w:t>
+      </w:r>
+      <w:r>
+        <w:rPr>
+          <w:rFonts w:ascii="Arial" w:eastAsia="Times New Roman" w:hAnsi="Arial" w:cs="Arial"/>
+          <w:sz w:val="20"/>
+          <w:szCs w:val="20"/>
+        </w:rPr>
+        <w:t xml:space="preserve"> </w:t>
+      </w:r>
+      <w:proofErr w:type="gramStart"/>
+      <w:r>
+        <w:rPr>
+          <w:rFonts w:ascii="Arial" w:eastAsia="Times New Roman" w:hAnsi="Arial" w:cs="Arial"/>
+          <w:sz w:val="20"/>
+          <w:szCs w:val="20"/>
+        </w:rPr>
+        <w:t>Date.now(</w:t>
+      </w:r>
+      <w:proofErr w:type="gramEnd"/>
+      <w:r>
+        <w:rPr>
+          <w:rFonts w:ascii="Arial" w:eastAsia="Times New Roman" w:hAnsi="Arial" w:cs="Arial"/>
+          <w:sz w:val="20"/>
+          <w:szCs w:val="20"/>
+        </w:rPr>
+        <w:t>)</w:t>
+      </w:r>
+      <w:r>
+        <w:rPr>
+          <w:rFonts w:ascii="Arial" w:eastAsia="Times New Roman" w:hAnsi="Arial" w:cs="Arial"/>
+          <w:sz w:val="24"/>
+          <w:szCs w:val="24"/>
+        </w:rPr>
+        <w:t xml:space="preserve"> (</w:t>
+      </w:r>
+      <w:r>
+        <w:rPr>
+          <w:rStyle w:val="HTML"/>
+          <w:rFonts w:ascii="Arial" w:eastAsiaTheme="minorEastAsia" w:hAnsi="Arial" w:cs="Arial"/>
+          <w:sz w:val="28"/>
+          <w:szCs w:val="28"/>
+        </w:rPr>
+        <w:t>thời điểm xếp nhân viên đó đi làm(độ chính xác 1/1000 giây)</w:t>
+      </w:r>
+      <w:r>
+        <w:rPr>
+          <w:rFonts w:ascii="Arial" w:eastAsia="Times New Roman" w:hAnsi="Arial" w:cs="Arial"/>
+          <w:sz w:val="24"/>
+          <w:szCs w:val="24"/>
+        </w:rPr>
+        <w:t>).đánh dấu chính xác giờ bắt đầu làm để tính toán thanh trình trạng thái phục vụ.</w:t>
+      </w:r>
+      <w:r>
+        <w:rPr>
+          <w:rStyle w:val="HTML"/>
+          <w:rFonts w:ascii="Arial" w:eastAsiaTheme="minorEastAsia" w:hAnsi="Arial" w:cs="Arial"/>
+          <w:sz w:val="28"/>
+          <w:szCs w:val="28"/>
+        </w:rPr>
+        <w:t xml:space="preserve"> </w:t>
+      </w:r>
+      <w:r>
+        <w:rPr>
+          <w:rStyle w:val="HTML"/>
+          <w:rFonts w:ascii="Arial" w:eastAsiaTheme="minorEastAsia" w:hAnsi="Arial" w:cs="Arial"/>
+          <w:sz w:val="28"/>
+          <w:szCs w:val="28"/>
+        </w:rPr>
+        <w:t>cũng đồng bộ y chang quy tắc Giá trị càng nhỏ (càng cũ) thì thợ đó sẽ được xếp đứng đầu hàng từ phải sang trái.</w:t>
+      </w:r>
+    </w:p>
+    <w:p>
+      <w:pPr>
+        <w:rPr>
+          <w:rFonts w:ascii="Arial" w:hAnsi="Arial" w:cs="Arial"/>
+        </w:rPr>
+      </w:pPr>
+      <w:r>
+        <w:rPr>
+          <w:rStyle w:val="HTML"/>
+          <w:rFonts w:ascii="Arial" w:eastAsiaTheme="minorEastAsia" w:hAnsi="Arial" w:cs="Arial"/>
+          <w:sz w:val="28"/>
+          <w:szCs w:val="28"/>
+        </w:rPr>
+        <w:t xml:space="preserve"> </w:t>
+      </w:r>
+      <w:r>
+        <w:rPr>
+          <w:rFonts w:ascii="Arial" w:hAnsi="Arial" w:cs="Arial"/>
+        </w:rPr>
+        <w:t>Giai đoạn 3: Khi thợ làm xong và Thanh toán (Checkout</w:t>
+      </w:r>
+      <w:proofErr w:type="gramStart"/>
+      <w:r>
+        <w:rPr>
+          <w:rFonts w:ascii="Arial" w:hAnsi="Arial" w:cs="Arial"/>
+        </w:rPr>
+        <w:t>)</w:t>
+      </w:r>
+      <w:r>
+        <w:rPr>
+          <w:rFonts w:ascii="Arial" w:hAnsi="Arial" w:cs="Arial"/>
+        </w:rPr>
+        <w:t xml:space="preserve"> </w:t>
+      </w:r>
+      <w:r>
+        <w:rPr>
+          <w:rFonts w:ascii="Arial" w:eastAsia="Times New Roman" w:hAnsi="Arial" w:cs="Arial"/>
+          <w:b/>
+          <w:bCs/>
+          <w:sz w:val="24"/>
+          <w:szCs w:val="24"/>
+        </w:rPr>
+        <w:t>)</w:t>
+      </w:r>
+      <w:proofErr w:type="gramEnd"/>
+      <w:r>
+        <w:rPr>
+          <w:rFonts w:ascii="Arial" w:eastAsia="Times New Roman" w:hAnsi="Arial" w:cs="Arial"/>
+          <w:b/>
+          <w:bCs/>
+          <w:sz w:val="24"/>
+          <w:szCs w:val="24"/>
+        </w:rPr>
+        <w:t>(hiện tại hàm thực hiện quá nhanh tôi muốn giảm tốc độ thực hiện của giai đoạn này thành 0.1s)</w:t>
+      </w:r>
+    </w:p>
+    <w:p>
+      <w:pPr>
+        <w:rPr>
+          <w:rFonts w:ascii="Arial" w:hAnsi="Arial" w:cs="Arial"/>
+        </w:rPr>
+      </w:pPr>
+      <w:r>
+        <w:rPr>
+          <w:rFonts w:ascii="Arial" w:hAnsi="Arial" w:cs="Arial"/>
+          <w:i/>
+          <w:iCs/>
+        </w:rPr>
+        <w:t xml:space="preserve">(Nằm ở hàm </w:t>
+      </w:r>
+      <w:r>
+        <w:rPr>
+          <w:rStyle w:val="HTML"/>
+          <w:rFonts w:ascii="Arial" w:eastAsiaTheme="minorEastAsia" w:hAnsi="Arial" w:cs="Arial"/>
+          <w:i/>
+          <w:iCs/>
+        </w:rPr>
+        <w:t>handleConfirmPayment</w:t>
+      </w:r>
+      <w:r>
+        <w:rPr>
+          <w:rFonts w:ascii="Arial" w:hAnsi="Arial" w:cs="Arial"/>
+          <w:i/>
+          <w:iCs/>
+        </w:rPr>
+        <w:t xml:space="preserve"> trong </w:t>
+      </w:r>
+      <w:r>
+        <w:rPr>
+          <w:rStyle w:val="HTML"/>
+          <w:rFonts w:ascii="Arial" w:eastAsiaTheme="minorEastAsia" w:hAnsi="Arial" w:cs="Arial"/>
+          <w:i/>
+          <w:iCs/>
+        </w:rPr>
+        <w:t>cyx_app.js</w:t>
+      </w:r>
+      <w:r>
+        <w:rPr>
+          <w:rFonts w:ascii="Arial" w:hAnsi="Arial" w:cs="Arial"/>
+          <w:i/>
+          <w:iCs/>
+        </w:rPr>
+        <w:t xml:space="preserve"> - Bản cập nhật V117.0 &amp; V117.1)</w:t>
+      </w:r>
+      <w:r>
+        <w:rPr>
+          <w:rFonts w:ascii="Arial" w:hAnsi="Arial" w:cs="Arial"/>
+        </w:rPr>
+        <w:t xml:space="preserve"> Đây là logic phức tạp nhất để đảm bảo tính công bằng:</w:t>
+      </w:r>
+    </w:p>
+    <w:p>
+      <w:pPr>
+        <w:rPr>
+          <w:rFonts w:ascii="Arial" w:hAnsi="Arial" w:cs="Arial"/>
+        </w:rPr>
+      </w:pPr>
+      <w:r>
+        <w:rPr>
+          <w:rFonts w:ascii="Arial" w:hAnsi="Arial" w:cs="Arial"/>
+          <w:b/>
+          <w:bCs/>
+        </w:rPr>
+        <w:t>Cộng dồn thời gian làm việc:</w:t>
+      </w:r>
+      <w:r>
+        <w:rPr>
+          <w:rFonts w:ascii="Arial" w:hAnsi="Arial" w:cs="Arial"/>
+        </w:rPr>
+        <w:t xml:space="preserve"> </w:t>
+      </w:r>
+      <w:r>
+        <w:rPr>
+          <w:rStyle w:val="HTML"/>
+          <w:rFonts w:ascii="Arial" w:eastAsiaTheme="minorEastAsia" w:hAnsi="Arial" w:cs="Arial"/>
+        </w:rPr>
+        <w:t>newStaffTime = currentStaffTime + (thời_gian_làm_khách * 60000)</w:t>
+      </w:r>
+      <w:r>
+        <w:rPr>
+          <w:rFonts w:ascii="Arial" w:hAnsi="Arial" w:cs="Arial"/>
+        </w:rPr>
+        <w:t>.</w:t>
+      </w:r>
+    </w:p>
+    <w:p>
+      <w:pPr>
+        <w:rPr>
+          <w:rFonts w:ascii="Arial" w:hAnsi="Arial" w:cs="Arial"/>
+        </w:rPr>
+      </w:pPr>
+      <w:r>
+        <w:rPr>
+          <w:rFonts w:ascii="Arial" w:hAnsi="Arial" w:cs="Arial"/>
+          <w:i/>
+          <w:iCs/>
+        </w:rPr>
+        <w:t>Nguyên lý:</w:t>
+      </w:r>
+      <w:r>
+        <w:rPr>
+          <w:rFonts w:ascii="Arial" w:hAnsi="Arial" w:cs="Arial"/>
+        </w:rPr>
+        <w:t xml:space="preserve"> Thợ làm ca dài (VD: 120 phút) sẽ bị cộng thêm nhiều điểm thời gian hơn thợ làm ca ngắn (VD: 60 phút). Do đó, khi quay lại hàng rảnh (READY), thợ làm ca dài sẽ bị đẩy lùi về phía sau hàng so với thợ làm ca ngắn.</w:t>
+      </w:r>
+    </w:p>
+    <w:p>
+      <w:pPr>
+        <w:rPr>
+          <w:rFonts w:ascii="Arial" w:hAnsi="Arial" w:cs="Arial"/>
+        </w:rPr>
+      </w:pPr>
+      <w:r>
+        <w:rPr>
+          <w:rFonts w:ascii="Arial" w:hAnsi="Arial" w:cs="Arial"/>
+          <w:b/>
+          <w:bCs/>
+        </w:rPr>
+        <w:t>Chốt chặn chống chen ngang (Anti-Cut-in-Line V117.1):</w:t>
+      </w:r>
+    </w:p>
+    <w:p>
+      <w:pPr>
+        <w:rPr>
+          <w:rFonts w:ascii="Arial" w:hAnsi="Arial" w:cs="Arial"/>
+        </w:rPr>
+      </w:pPr>
+      <w:r>
+        <w:rPr>
+          <w:rFonts w:ascii="Arial" w:hAnsi="Arial" w:cs="Arial"/>
+        </w:rPr>
+        <w:t xml:space="preserve">Hệ thống quét tìm người đang có </w:t>
+      </w:r>
+      <w:r>
+        <w:rPr>
+          <w:rStyle w:val="HTML"/>
+          <w:rFonts w:ascii="Arial" w:eastAsiaTheme="minorEastAsia" w:hAnsi="Arial" w:cs="Arial"/>
+        </w:rPr>
+        <w:t>stafftime</w:t>
+      </w:r>
+      <w:r>
+        <w:rPr>
+          <w:rFonts w:ascii="Arial" w:hAnsi="Arial" w:cs="Arial"/>
+        </w:rPr>
+        <w:t xml:space="preserve"> cao nhất trong hàng </w:t>
+      </w:r>
+      <w:r>
+        <w:rPr>
+          <w:rStyle w:val="HTML"/>
+          <w:rFonts w:ascii="Arial" w:eastAsiaTheme="minorEastAsia" w:hAnsi="Arial" w:cs="Arial"/>
+        </w:rPr>
+        <w:t>READY</w:t>
+      </w:r>
+      <w:r>
+        <w:rPr>
+          <w:rFonts w:ascii="Arial" w:hAnsi="Arial" w:cs="Arial"/>
+        </w:rPr>
+        <w:t xml:space="preserve"> hiện tại (</w:t>
+      </w:r>
+      <w:r>
+        <w:rPr>
+          <w:rStyle w:val="HTML"/>
+          <w:rFonts w:ascii="Arial" w:eastAsiaTheme="minorEastAsia" w:hAnsi="Arial" w:cs="Arial"/>
+        </w:rPr>
+        <w:t>maxReadyTime</w:t>
+      </w:r>
+      <w:r>
+        <w:rPr>
+          <w:rFonts w:ascii="Arial" w:hAnsi="Arial" w:cs="Arial"/>
+        </w:rPr>
+        <w:t>).</w:t>
+      </w:r>
+    </w:p>
+    <w:p>
+      <w:pPr>
+        <w:rPr>
+          <w:rFonts w:ascii="Arial" w:hAnsi="Arial" w:cs="Arial"/>
+        </w:rPr>
+      </w:pPr>
+      <w:r>
+        <w:rPr>
+          <w:rFonts w:ascii="Arial" w:hAnsi="Arial" w:cs="Arial"/>
+        </w:rPr>
+        <w:t xml:space="preserve">Sau đó gán lần lượt cho các nhân </w:t>
+      </w:r>
+      <w:proofErr w:type="gramStart"/>
+      <w:r>
+        <w:rPr>
+          <w:rFonts w:ascii="Arial" w:hAnsi="Arial" w:cs="Arial"/>
+        </w:rPr>
+        <w:t xml:space="preserve">viên  </w:t>
+      </w:r>
+      <w:r>
+        <w:rPr>
+          <w:rFonts w:ascii="Arial" w:eastAsia="Times New Roman" w:hAnsi="Arial" w:cs="Arial"/>
+          <w:sz w:val="20"/>
+          <w:szCs w:val="20"/>
+        </w:rPr>
+        <w:t>stafftime</w:t>
+      </w:r>
+      <w:proofErr w:type="gramEnd"/>
+      <w:r>
+        <w:rPr>
+          <w:rFonts w:ascii="Arial" w:eastAsia="Times New Roman" w:hAnsi="Arial" w:cs="Arial"/>
+          <w:sz w:val="20"/>
+          <w:szCs w:val="20"/>
+        </w:rPr>
+        <w:t xml:space="preserve"> =</w:t>
+      </w:r>
+      <w:r>
+        <w:rPr>
+          <w:rFonts w:ascii="Arial" w:hAnsi="Arial" w:cs="Arial"/>
+          <w:sz w:val="20"/>
+          <w:szCs w:val="20"/>
+        </w:rPr>
+        <w:t xml:space="preserve"> </w:t>
+      </w:r>
+      <w:r>
+        <w:rPr>
+          <w:rStyle w:val="HTML"/>
+          <w:rFonts w:ascii="Arial" w:eastAsiaTheme="minorEastAsia" w:hAnsi="Arial" w:cs="Arial"/>
+        </w:rPr>
+        <w:t>maxReadyTime</w:t>
+      </w:r>
+      <w:r>
+        <w:rPr>
+          <w:rStyle w:val="HTML"/>
+          <w:rFonts w:ascii="Arial" w:eastAsiaTheme="minorEastAsia" w:hAnsi="Arial" w:cs="Arial"/>
+        </w:rPr>
+        <w:t xml:space="preserve"> + </w:t>
+      </w:r>
+      <w:r>
+        <w:rPr>
+          <w:rStyle w:val="HTML"/>
+          <w:rFonts w:ascii="Arial" w:eastAsiaTheme="minorEastAsia" w:hAnsi="Arial" w:cs="Arial"/>
+        </w:rPr>
+        <w:t>newStaffTime</w:t>
+      </w:r>
+      <w:r>
+        <w:rPr>
+          <w:rStyle w:val="HTML"/>
+          <w:rFonts w:ascii="Arial" w:eastAsiaTheme="minorEastAsia" w:hAnsi="Arial" w:cs="Arial"/>
+        </w:rPr>
+        <w:t>. Để đảm bảo khi quay lại trạng thái ready sẽ nằm ở cuối hàng nhóm ready.</w:t>
+      </w:r>
+    </w:p>
+    <w:p>
+      <w:pPr>
+        <w:pStyle w:val="Web"/>
+        <w:ind w:left="1080"/>
+      </w:pPr>
+    </w:p>
+    <w:p>
+      <w:pPr>
+        <w:pStyle w:val="1"/>
+      </w:pPr>
+      <w:r>
+        <w:t>II.</w:t>
+      </w:r>
+      <w:r>
+        <w:t>Các quy luật sắp xếp thẻ nhân viên (Staff Sorter)</w:t>
+      </w:r>
+    </w:p>
+    <w:p>
+      <w:pPr>
+        <w:rPr>
+          <w:rFonts w:ascii="Arial" w:hAnsi="Arial" w:cs="Arial"/>
+        </w:rPr>
+      </w:pPr>
+      <w:r>
+        <w:rPr>
+          <w:rFonts w:ascii="Arial" w:hAnsi="Arial" w:cs="Arial"/>
+        </w:rPr>
+        <w:t xml:space="preserve">Thuật toán sắp xếp được quy định tập trung tại hàm </w:t>
+      </w:r>
+      <w:r>
+        <w:rPr>
+          <w:rStyle w:val="HTML"/>
+          <w:rFonts w:ascii="Arial" w:eastAsiaTheme="minorEastAsia" w:hAnsi="Arial" w:cs="Arial"/>
+        </w:rPr>
+        <w:t>organizeStaff</w:t>
+      </w:r>
+      <w:r>
+        <w:rPr>
+          <w:rFonts w:ascii="Arial" w:hAnsi="Arial" w:cs="Arial"/>
+        </w:rPr>
+        <w:t xml:space="preserve"> trong file </w:t>
+      </w:r>
+      <w:r>
+        <w:rPr>
+          <w:rStyle w:val="HTML"/>
+          <w:rFonts w:ascii="Arial" w:eastAsiaTheme="minorEastAsia" w:hAnsi="Arial" w:cs="Arial"/>
+        </w:rPr>
+        <w:t>cyx_staffSorter.js</w:t>
+      </w:r>
+      <w:r>
+        <w:rPr>
+          <w:rFonts w:ascii="Arial" w:hAnsi="Arial" w:cs="Arial"/>
+        </w:rPr>
+        <w:t>. Thẻ nhân viên được chia làm 3 nhóm với các quy tắc sau:</w:t>
+      </w:r>
+    </w:p>
+    <w:p>
+      <w:pPr>
+        <w:rPr>
+          <w:rFonts w:ascii="Arial" w:hAnsi="Arial" w:cs="Arial"/>
+        </w:rPr>
+      </w:pPr>
+      <w:r>
+        <w:rPr>
+          <w:rFonts w:ascii="Arial" w:hAnsi="Arial" w:cs="Arial"/>
+        </w:rPr>
+        <w:t xml:space="preserve">Quy tắc 1: Nhóm chờ việc (READY / </w:t>
+      </w:r>
+      <w:r>
+        <w:rPr>
+          <w:rFonts w:ascii="Arial" w:eastAsia="PMingLiU" w:hAnsi="Arial" w:cs="Arial"/>
+        </w:rPr>
+        <w:t>待命</w:t>
+      </w:r>
+      <w:r>
+        <w:rPr>
+          <w:rFonts w:ascii="Arial" w:hAnsi="Arial" w:cs="Arial"/>
+        </w:rPr>
+        <w:t>)</w:t>
+      </w:r>
+    </w:p>
+    <w:p>
+      <w:pPr>
+        <w:rPr>
+          <w:rFonts w:ascii="Arial" w:hAnsi="Arial" w:cs="Arial"/>
+        </w:rPr>
+      </w:pPr>
+      <w:r>
+        <w:rPr>
+          <w:rFonts w:ascii="Arial" w:hAnsi="Arial" w:cs="Arial"/>
+        </w:rPr>
+        <w:t xml:space="preserve">Bao gồm các trạng thái: </w:t>
+      </w:r>
+      <w:r>
+        <w:rPr>
+          <w:rStyle w:val="HTML"/>
+          <w:rFonts w:ascii="Arial" w:eastAsiaTheme="minorEastAsia" w:hAnsi="Arial" w:cs="Arial"/>
+        </w:rPr>
+        <w:t>READY</w:t>
+      </w:r>
+      <w:r>
+        <w:rPr>
+          <w:rFonts w:ascii="Arial" w:hAnsi="Arial" w:cs="Arial"/>
+        </w:rPr>
+        <w:t xml:space="preserve"> (Sẵn sàng), </w:t>
+      </w:r>
+      <w:r>
+        <w:rPr>
+          <w:rStyle w:val="HTML"/>
+          <w:rFonts w:ascii="Arial" w:eastAsiaTheme="minorEastAsia" w:hAnsi="Arial" w:cs="Arial"/>
+        </w:rPr>
+        <w:t>EAT</w:t>
+      </w:r>
+      <w:r>
+        <w:rPr>
+          <w:rFonts w:ascii="Arial" w:hAnsi="Arial" w:cs="Arial"/>
+        </w:rPr>
+        <w:t xml:space="preserve"> (Ăn uống), </w:t>
+      </w:r>
+      <w:r>
+        <w:rPr>
+          <w:rStyle w:val="HTML"/>
+          <w:rFonts w:ascii="Arial" w:eastAsiaTheme="minorEastAsia" w:hAnsi="Arial" w:cs="Arial"/>
+        </w:rPr>
+        <w:t>OUT_SHORT</w:t>
+      </w:r>
+      <w:r>
+        <w:rPr>
+          <w:rFonts w:ascii="Arial" w:hAnsi="Arial" w:cs="Arial"/>
+        </w:rPr>
+        <w:t xml:space="preserve"> (Ra ngoài ngắn).</w:t>
+      </w:r>
+    </w:p>
+    <w:p>
+      <w:pPr>
+        <w:rPr>
+          <w:rFonts w:ascii="Arial" w:hAnsi="Arial" w:cs="Arial"/>
+        </w:rPr>
+      </w:pPr>
+      <w:r>
+        <w:rPr>
+          <w:rFonts w:ascii="Arial" w:hAnsi="Arial" w:cs="Arial"/>
+          <w:b/>
+          <w:bCs/>
+        </w:rPr>
+        <w:t>Tiêu chí sắp xếp:</w:t>
+      </w:r>
+      <w:r>
+        <w:rPr>
+          <w:rFonts w:ascii="Arial" w:hAnsi="Arial" w:cs="Arial"/>
+        </w:rPr>
+        <w:t xml:space="preserve"> Sắp xếp tăng dần theo </w:t>
+      </w:r>
+      <w:r>
+        <w:rPr>
+          <w:rStyle w:val="HTML"/>
+          <w:rFonts w:ascii="Arial" w:eastAsiaTheme="minorEastAsia" w:hAnsi="Arial" w:cs="Arial"/>
+        </w:rPr>
+        <w:t>stafftime</w:t>
+      </w:r>
+      <w:r>
+        <w:rPr>
+          <w:rFonts w:ascii="Arial" w:hAnsi="Arial" w:cs="Arial"/>
+        </w:rPr>
+        <w:t>.</w:t>
+      </w:r>
+    </w:p>
+    <w:p>
+      <w:pPr>
+        <w:rPr>
+          <w:rFonts w:ascii="Arial" w:hAnsi="Arial" w:cs="Arial"/>
+        </w:rPr>
+      </w:pPr>
+      <w:r>
+        <w:rPr>
+          <w:rStyle w:val="HTML"/>
+          <w:rFonts w:ascii="Arial" w:eastAsiaTheme="minorEastAsia" w:hAnsi="Arial" w:cs="Arial"/>
+        </w:rPr>
+        <w:t>stafftime</w:t>
+      </w:r>
+      <w:r>
+        <w:rPr>
+          <w:rFonts w:ascii="Arial" w:hAnsi="Arial" w:cs="Arial"/>
+        </w:rPr>
+        <w:t xml:space="preserve"> nhỏ nhất (đợi lâu nhất) -&gt; Đứng vị trí số 1 (Queue Badge #1).</w:t>
+      </w:r>
+    </w:p>
+    <w:p>
+      <w:pPr>
+        <w:rPr>
+          <w:rFonts w:ascii="Arial" w:hAnsi="Arial" w:cs="Arial"/>
+        </w:rPr>
+      </w:pPr>
+      <w:r>
+        <w:rPr>
+          <w:rStyle w:val="HTML"/>
+          <w:rFonts w:ascii="Arial" w:eastAsiaTheme="minorEastAsia" w:hAnsi="Arial" w:cs="Arial"/>
+        </w:rPr>
+        <w:t>stafftime</w:t>
+      </w:r>
+      <w:r>
+        <w:rPr>
+          <w:rFonts w:ascii="Arial" w:hAnsi="Arial" w:cs="Arial"/>
+        </w:rPr>
+        <w:t xml:space="preserve"> lớn nhất -&gt; Đứng cuối hàng.</w:t>
+      </w:r>
+    </w:p>
+    <w:p>
+      <w:pPr>
+        <w:rPr>
+          <w:rFonts w:ascii="Arial" w:hAnsi="Arial" w:cs="Arial"/>
+        </w:rPr>
+      </w:pPr>
+      <w:r>
+        <w:rPr>
+          <w:rFonts w:ascii="Arial" w:hAnsi="Arial" w:cs="Arial"/>
+          <w:i/>
+          <w:iCs/>
+        </w:rPr>
+        <w:t>Lưu ý UI:</w:t>
+      </w:r>
+      <w:r>
+        <w:rPr>
+          <w:rFonts w:ascii="Arial" w:hAnsi="Arial" w:cs="Arial"/>
+        </w:rPr>
+        <w:t xml:space="preserve"> Dù UI có dùng Flexbox đảo ngược (</w:t>
+      </w:r>
+      <w:r>
+        <w:rPr>
+          <w:rStyle w:val="HTML"/>
+          <w:rFonts w:ascii="Arial" w:eastAsiaTheme="minorEastAsia" w:hAnsi="Arial" w:cs="Arial"/>
+        </w:rPr>
+        <w:t>flex-row-reverse</w:t>
+      </w:r>
+      <w:r>
+        <w:rPr>
+          <w:rFonts w:ascii="Arial" w:hAnsi="Arial" w:cs="Arial"/>
+        </w:rPr>
+        <w:t xml:space="preserve">), thì biến </w:t>
+      </w:r>
+      <w:r>
+        <w:rPr>
+          <w:rStyle w:val="HTML"/>
+          <w:rFonts w:ascii="Arial" w:eastAsiaTheme="minorEastAsia" w:hAnsi="Arial" w:cs="Arial"/>
+        </w:rPr>
+        <w:t>readyQueueIds</w:t>
+      </w:r>
+      <w:r>
+        <w:rPr>
+          <w:rFonts w:ascii="Arial" w:hAnsi="Arial" w:cs="Arial"/>
+        </w:rPr>
+        <w:t xml:space="preserve"> vẫn tính index chính xác để đánh số thứ tự 1, 2, 3... trên đầu thẻ nhân viên.</w:t>
+      </w:r>
+    </w:p>
+    <w:p>
+      <w:pPr>
+        <w:rPr>
+          <w:rFonts w:ascii="Arial" w:hAnsi="Arial" w:cs="Arial"/>
+        </w:rPr>
+      </w:pPr>
+      <w:r>
+        <w:rPr>
+          <w:rFonts w:ascii="Arial" w:hAnsi="Arial" w:cs="Arial"/>
+        </w:rPr>
+        <w:lastRenderedPageBreak/>
+        <w:t xml:space="preserve">Quy tắc 2: Nhóm đang bận (BUSY / </w:t>
+      </w:r>
+      <w:r>
+        <w:rPr>
+          <w:rFonts w:ascii="Arial" w:eastAsia="PMingLiU" w:hAnsi="Arial" w:cs="Arial"/>
+        </w:rPr>
+        <w:t>服務中</w:t>
+      </w:r>
+      <w:r>
+        <w:rPr>
+          <w:rFonts w:ascii="Arial" w:hAnsi="Arial" w:cs="Arial"/>
+        </w:rPr>
+        <w:t>)</w:t>
+      </w:r>
+    </w:p>
+    <w:p>
+      <w:pPr>
+        <w:rPr>
+          <w:rFonts w:ascii="Arial" w:hAnsi="Arial" w:cs="Arial"/>
+        </w:rPr>
+      </w:pPr>
+      <w:r>
+        <w:rPr>
+          <w:rFonts w:ascii="Arial" w:hAnsi="Arial" w:cs="Arial"/>
+        </w:rPr>
+        <w:t>Gồm các thợ đang phục vụ khách.</w:t>
+      </w:r>
+    </w:p>
+    <w:p>
+      <w:pPr>
+        <w:rPr>
+          <w:rFonts w:ascii="Arial" w:hAnsi="Arial" w:cs="Arial"/>
+        </w:rPr>
+      </w:pPr>
+      <w:r>
+        <w:rPr>
+          <w:rFonts w:ascii="Arial" w:hAnsi="Arial" w:cs="Arial"/>
+          <w:b/>
+          <w:bCs/>
+        </w:rPr>
+        <w:t>Tiêu chí sắp xếp:</w:t>
+      </w:r>
+      <w:r>
+        <w:rPr>
+          <w:rFonts w:ascii="Arial" w:hAnsi="Arial" w:cs="Arial"/>
+        </w:rPr>
+        <w:t xml:space="preserve"> Sắp xếp tăng dần theo </w:t>
+      </w:r>
+      <w:r>
+        <w:rPr>
+          <w:rStyle w:val="HTML"/>
+          <w:rFonts w:ascii="Arial" w:eastAsiaTheme="minorEastAsia" w:hAnsi="Arial" w:cs="Arial"/>
+        </w:rPr>
+        <w:t>stafftime</w:t>
+      </w:r>
+      <w:r>
+        <w:rPr>
+          <w:rFonts w:ascii="Arial" w:hAnsi="Arial" w:cs="Arial"/>
+        </w:rPr>
+        <w:t xml:space="preserve"> (Lúc này </w:t>
+      </w:r>
+      <w:r>
+        <w:rPr>
+          <w:rStyle w:val="HTML"/>
+          <w:rFonts w:ascii="Arial" w:eastAsiaTheme="minorEastAsia" w:hAnsi="Arial" w:cs="Arial"/>
+        </w:rPr>
+        <w:t>stafftime</w:t>
+      </w:r>
+      <w:r>
+        <w:rPr>
+          <w:rFonts w:ascii="Arial" w:hAnsi="Arial" w:cs="Arial"/>
+        </w:rPr>
+        <w:t xml:space="preserve"> mang ý nghĩa là giờ bắt đầu làm).</w:t>
+      </w:r>
+    </w:p>
+    <w:p>
+      <w:pPr>
+        <w:rPr>
+          <w:rFonts w:ascii="Arial" w:hAnsi="Arial" w:cs="Arial"/>
+        </w:rPr>
+      </w:pPr>
+      <w:r>
+        <w:rPr>
+          <w:rFonts w:ascii="Arial" w:hAnsi="Arial" w:cs="Arial"/>
+        </w:rPr>
+        <w:t>Ai nhận khách trước (bắt đầu làm sớm hơn) -&gt; Đứng trước.</w:t>
+      </w:r>
+    </w:p>
+    <w:p>
+      <w:pPr>
+        <w:rPr>
+          <w:rFonts w:ascii="Arial" w:hAnsi="Arial" w:cs="Arial"/>
+        </w:rPr>
+      </w:pPr>
+      <w:r>
+        <w:rPr>
+          <w:rFonts w:ascii="Arial" w:hAnsi="Arial" w:cs="Arial"/>
+        </w:rPr>
+        <w:t>Ai mới nhận khách -&gt; Đứng sau.</w:t>
+      </w:r>
+    </w:p>
+    <w:p>
+      <w:pPr>
+        <w:rPr>
+          <w:rFonts w:ascii="Arial" w:hAnsi="Arial" w:cs="Arial"/>
+        </w:rPr>
+      </w:pPr>
+      <w:r>
+        <w:rPr>
+          <w:rFonts w:ascii="Arial" w:hAnsi="Arial" w:cs="Arial"/>
+        </w:rPr>
+        <w:t xml:space="preserve">Quy tắc 3: Logic tự động chỉ định thợ (Auto-Assign / </w:t>
+      </w:r>
+      <w:r>
+        <w:rPr>
+          <w:rFonts w:ascii="Arial" w:eastAsia="PMingLiU" w:hAnsi="Arial" w:cs="Arial"/>
+        </w:rPr>
+        <w:t>隨機</w:t>
+      </w:r>
+      <w:r>
+        <w:rPr>
+          <w:rFonts w:ascii="Arial" w:hAnsi="Arial" w:cs="Arial"/>
+        </w:rPr>
+        <w:t>)</w:t>
+      </w:r>
+    </w:p>
+    <w:p>
+      <w:pPr>
+        <w:rPr>
+          <w:rFonts w:ascii="Arial" w:hAnsi="Arial" w:cs="Arial"/>
+        </w:rPr>
+      </w:pPr>
+      <w:r>
+        <w:rPr>
+          <w:rFonts w:ascii="Arial" w:hAnsi="Arial" w:cs="Arial"/>
+        </w:rPr>
+        <w:t xml:space="preserve">Khi lễ tân chọn khách là "Tuỳ cơ" (Random) hoặc chỉ yêu cầu "Nam/Nữ", hệ thống sẽ tự động bắt người theo hàm </w:t>
+      </w:r>
+      <w:r>
+        <w:rPr>
+          <w:rStyle w:val="HTML"/>
+          <w:rFonts w:ascii="Arial" w:eastAsiaTheme="minorEastAsia" w:hAnsi="Arial" w:cs="Arial"/>
+        </w:rPr>
+        <w:t>findBestStaffForSingle</w:t>
+      </w:r>
+      <w:r>
+        <w:rPr>
+          <w:rFonts w:ascii="Arial" w:hAnsi="Arial" w:cs="Arial"/>
+        </w:rPr>
+        <w:t xml:space="preserve"> dựa trên hệ thống điểm số (</w:t>
+      </w:r>
+      <w:r>
+        <w:rPr>
+          <w:rStyle w:val="HTML"/>
+          <w:rFonts w:ascii="Arial" w:eastAsiaTheme="minorEastAsia" w:hAnsi="Arial" w:cs="Arial"/>
+        </w:rPr>
+        <w:t>scoreCompatibility</w:t>
+      </w:r>
+      <w:r>
+        <w:rPr>
+          <w:rFonts w:ascii="Arial" w:hAnsi="Arial" w:cs="Arial"/>
+        </w:rPr>
+        <w:t>):</w:t>
+      </w:r>
+    </w:p>
+    <w:p>
+      <w:pPr>
+        <w:rPr>
+          <w:rFonts w:ascii="Arial" w:hAnsi="Arial" w:cs="Arial"/>
+        </w:rPr>
+      </w:pPr>
+      <w:r>
+        <w:rPr>
+          <w:rFonts w:ascii="Arial" w:hAnsi="Arial" w:cs="Arial"/>
+        </w:rPr>
+        <w:t>+1000 điểm nếu đúng tên thợ khách yêu cầu.</w:t>
+      </w:r>
+    </w:p>
+    <w:p>
+      <w:pPr>
+        <w:rPr>
+          <w:rFonts w:ascii="Arial" w:hAnsi="Arial" w:cs="Arial"/>
+        </w:rPr>
+      </w:pPr>
+      <w:r>
+        <w:rPr>
+          <w:rFonts w:ascii="Arial" w:hAnsi="Arial" w:cs="Arial"/>
+        </w:rPr>
+        <w:t>+500 điểm nếu đúng giới tính khách yêu cầu.</w:t>
+      </w:r>
+    </w:p>
+    <w:p>
+      <w:r>
+        <w:rPr>
+          <w:rFonts w:ascii="Arial" w:hAnsi="Arial" w:cs="Arial"/>
+          <w:b/>
+          <w:bCs/>
+        </w:rPr>
+        <w:t>+ Điểm thời gian chờ:</w:t>
+      </w:r>
+      <w:r>
+        <w:rPr>
+          <w:rFonts w:ascii="Arial" w:hAnsi="Arial" w:cs="Arial"/>
+        </w:rPr>
+        <w:t xml:space="preserve"> Tính bằng công thức </w:t>
+      </w:r>
+      <w:r>
+        <w:rPr>
+          <w:rStyle w:val="HTML"/>
+          <w:rFonts w:ascii="Arial" w:eastAsiaTheme="minorEastAsia" w:hAnsi="Arial" w:cs="Arial"/>
+        </w:rPr>
+        <w:t>(Number.MAX_SAFE_INTEGER - time) / 1e12</w:t>
+      </w:r>
+      <w:r>
+        <w:rPr>
+          <w:rFonts w:ascii="Arial" w:hAnsi="Arial" w:cs="Arial"/>
+        </w:rPr>
+        <w:t xml:space="preserve">. Công thức toán học này đảm bảo rằng: Giữa 2 thợ có cùng điều kiện (ví dụ đều là Nữ), ai có </w:t>
+      </w:r>
+      <w:r>
+        <w:rPr>
+          <w:rStyle w:val="HTML"/>
+          <w:rFonts w:ascii="Arial" w:eastAsiaTheme="minorEastAsia" w:hAnsi="Arial" w:cs="Arial"/>
+        </w:rPr>
+        <w:t>stafftime</w:t>
+      </w:r>
+      <w:r>
+        <w:rPr>
+          <w:rFonts w:ascii="Arial" w:hAnsi="Arial" w:cs="Arial"/>
+        </w:rPr>
+        <w:t xml:space="preserve"> nhỏ hơn (chờ lâu hơn) sẽ nhận được số điểm cộng lớn hơn (dù chỉ là số thập phân rất nhỏ), và chắc chắn 100% hệ thống sẽ nhả ca khách đó cho người đợi lâu hơn.</w:t>
+      </w:r>
+    </w:p>
+    <w:p>
+      <w:pPr>
+        <w:rPr>
+          <w:rStyle w:val="HTML"/>
+          <w:rFonts w:ascii="Arial" w:eastAsiaTheme="minorEastAsia" w:hAnsi="Arial" w:cs="Arial"/>
+          <w:sz w:val="28"/>
+          <w:szCs w:val="28"/>
+        </w:rPr>
+      </w:pPr>
       <w:bookmarkStart w:id="0" w:name="_GoBack"/>
       <w:bookmarkEnd w:id="0"/>
-    </w:p>
-    <w:p>
-      <w:r>
-        <w:t xml:space="preserve">4.nếu làm các gói dịch vụ có </w:t>
-      </w:r>
-      <w:r>
-        <w:rPr>
-          <w:rFonts w:hint="eastAsia"/>
-        </w:rPr>
-        <w:t>節數</w:t>
-      </w:r>
-      <w:r>
-        <w:t xml:space="preserve">=1 thì sau khi hoàn thành xong sẽ ưu tiên xếp đầu tiên bên phải của nhóm sẵn </w:t>
-      </w:r>
-      <w:proofErr w:type="gramStart"/>
-      <w:r>
-        <w:t>sàng.nếu</w:t>
-      </w:r>
-      <w:proofErr w:type="gramEnd"/>
-      <w:r>
-        <w:t xml:space="preserve"> có nhiều nhân viên đều làm gói có </w:t>
-      </w:r>
-      <w:r>
-        <w:rPr>
-          <w:rFonts w:hint="eastAsia"/>
-        </w:rPr>
-        <w:t>節數</w:t>
-      </w:r>
-      <w:r>
-        <w:t>=1 thì tiếp tục xét đến thời gian trước khi làm ai xếp trước thì sau khi xong người đó vẫn xếp trước.</w:t>
-      </w:r>
     </w:p>
     <w:sectPr>
       <w:pgSz w:w="11906" w:h="16838"/>
@@ -215,6 +1722,789 @@
     </w:sectPr>
   </w:body>
 </w:document>
+</file>
+
+<file path=word/endnotes.xml><?xml version="1.0" encoding="utf-8"?>
+<w:endnotes xmlns:wpc="http://schemas.microsoft.com/office/word/2010/wordprocessingCanvas" xmlns:cx="http://schemas.microsoft.com/office/drawing/2014/chartex" xmlns:cx1="http://schemas.microsoft.com/office/drawing/2015/9/8/chartex" xmlns:cx2="http://schemas.microsoft.com/office/drawing/2015/10/21/chartex" xmlns:cx3="http://schemas.microsoft.com/office/drawing/2016/5/9/chartex" xmlns:cx4="http://schemas.microsoft.com/office/drawing/2016/5/10/chartex" xmlns:cx5="http://schemas.microsoft.com/office/drawing/2016/5/11/chartex" xmlns:cx6="http://schemas.microsoft.com/office/drawing/2016/5/12/chartex" xmlns:cx7="http://schemas.microsoft.com/office/drawing/2016/5/13/chartex" xmlns:cx8="http://schemas.microsoft.com/office/drawing/2016/5/14/chartex" xmlns:mc="http://schemas.openxmlformats.org/markup-compatibility/2006" xmlns:aink="http://schemas.microsoft.com/office/drawing/2016/ink" xmlns:am3d="http://schemas.microsoft.com/office/drawing/2017/model3d" xmlns:o="urn:schemas-microsoft-com:office:office" xmlns:r="http://schemas.openxmlformats.org/officeDocument/2006/relationships" xmlns:m="http://schemas.openxmlformats.org/officeDocument/2006/math" xmlns:v="urn:schemas-microsoft-com:vml" xmlns:wp14="http://schemas.microsoft.com/office/word/2010/wordprocessingDrawing" xmlns:wp="http://schemas.openxmlformats.org/drawingml/2006/wordprocessingDrawing" xmlns:w10="urn:schemas-microsoft-com:office:word" xmlns:w="http://schemas.openxmlformats.org/wordprocessingml/2006/main" xmlns:w14="http://schemas.microsoft.com/office/word/2010/wordml" xmlns:w15="http://schemas.microsoft.com/office/word/2012/wordml" xmlns:w16cid="http://schemas.microsoft.com/office/word/2016/wordml/cid" xmlns:w16se="http://schemas.microsoft.com/office/word/2015/wordml/symex" xmlns:wpg="http://schemas.microsoft.com/office/word/2010/wordprocessingGroup" xmlns:wpi="http://schemas.microsoft.com/office/word/2010/wordprocessingInk" xmlns:wne="http://schemas.microsoft.com/office/word/2006/wordml" xmlns:wps="http://schemas.microsoft.com/office/word/2010/wordprocessingShape" mc:Ignorable="w14 w15 w16se w16cid wp14">
+  <w:endnote w:type="separator" w:id="-1">
+    <w:p>
+      <w:pPr>
+        <w:spacing w:after="0" w:line="240" w:lineRule="auto"/>
+      </w:pPr>
+      <w:r>
+        <w:separator/>
+      </w:r>
+    </w:p>
+  </w:endnote>
+  <w:endnote w:type="continuationSeparator" w:id="0">
+    <w:p>
+      <w:pPr>
+        <w:spacing w:after="0" w:line="240" w:lineRule="auto"/>
+      </w:pPr>
+      <w:r>
+        <w:continuationSeparator/>
+      </w:r>
+    </w:p>
+  </w:endnote>
+</w:endnotes>
+</file>
+
+<file path=word/footnotes.xml><?xml version="1.0" encoding="utf-8"?>
+<w:footnotes xmlns:wpc="http://schemas.microsoft.com/office/word/2010/wordprocessingCanvas" xmlns:cx="http://schemas.microsoft.com/office/drawing/2014/chartex" xmlns:cx1="http://schemas.microsoft.com/office/drawing/2015/9/8/chartex" xmlns:cx2="http://schemas.microsoft.com/office/drawing/2015/10/21/chartex" xmlns:cx3="http://schemas.microsoft.com/office/drawing/2016/5/9/chartex" xmlns:cx4="http://schemas.microsoft.com/office/drawing/2016/5/10/chartex" xmlns:cx5="http://schemas.microsoft.com/office/drawing/2016/5/11/chartex" xmlns:cx6="http://schemas.microsoft.com/office/drawing/2016/5/12/chartex" xmlns:cx7="http://schemas.microsoft.com/office/drawing/2016/5/13/chartex" xmlns:cx8="http://schemas.microsoft.com/office/drawing/2016/5/14/chartex" xmlns:mc="http://schemas.openxmlformats.org/markup-compatibility/2006" xmlns:aink="http://schemas.microsoft.com/office/drawing/2016/ink" xmlns:am3d="http://schemas.microsoft.com/office/drawing/2017/model3d" xmlns:o="urn:schemas-microsoft-com:office:office" xmlns:r="http://schemas.openxmlformats.org/officeDocument/2006/relationships" xmlns:m="http://schemas.openxmlformats.org/officeDocument/2006/math" xmlns:v="urn:schemas-microsoft-com:vml" xmlns:wp14="http://schemas.microsoft.com/office/word/2010/wordprocessingDrawing" xmlns:wp="http://schemas.openxmlformats.org/drawingml/2006/wordprocessingDrawing" xmlns:w10="urn:schemas-microsoft-com:office:word" xmlns:w="http://schemas.openxmlformats.org/wordprocessingml/2006/main" xmlns:w14="http://schemas.microsoft.com/office/word/2010/wordml" xmlns:w15="http://schemas.microsoft.com/office/word/2012/wordml" xmlns:w16cid="http://schemas.microsoft.com/office/word/2016/wordml/cid" xmlns:w16se="http://schemas.microsoft.com/office/word/2015/wordml/symex" xmlns:wpg="http://schemas.microsoft.com/office/word/2010/wordprocessingGroup" xmlns:wpi="http://schemas.microsoft.com/office/word/2010/wordprocessingInk" xmlns:wne="http://schemas.microsoft.com/office/word/2006/wordml" xmlns:wps="http://schemas.microsoft.com/office/word/2010/wordprocessingShape" mc:Ignorable="w14 w15 w16se w16cid wp14">
+  <w:footnote w:type="separator" w:id="-1">
+    <w:p>
+      <w:pPr>
+        <w:spacing w:after="0" w:line="240" w:lineRule="auto"/>
+      </w:pPr>
+      <w:r>
+        <w:separator/>
+      </w:r>
+    </w:p>
+  </w:footnote>
+  <w:footnote w:type="continuationSeparator" w:id="0">
+    <w:p>
+      <w:pPr>
+        <w:spacing w:after="0" w:line="240" w:lineRule="auto"/>
+      </w:pPr>
+      <w:r>
+        <w:continuationSeparator/>
+      </w:r>
+    </w:p>
+  </w:footnote>
+</w:footnotes>
+</file>
+
+<file path=word/numbering.xml><?xml version="1.0" encoding="utf-8"?>
+<w:numbering xmlns:wpc="http://schemas.microsoft.com/office/word/2010/wordprocessingCanvas" xmlns:cx="http://schemas.microsoft.com/office/drawing/2014/chartex" xmlns:cx1="http://schemas.microsoft.com/office/drawing/2015/9/8/chartex" xmlns:cx2="http://schemas.microsoft.com/office/drawing/2015/10/21/chartex" xmlns:cx3="http://schemas.microsoft.com/office/drawing/2016/5/9/chartex" xmlns:cx4="http://schemas.microsoft.com/office/drawing/2016/5/10/chartex" xmlns:cx5="http://schemas.microsoft.com/office/drawing/2016/5/11/chartex" xmlns:cx6="http://schemas.microsoft.com/office/drawing/2016/5/12/chartex" xmlns:cx7="http://schemas.microsoft.com/office/drawing/2016/5/13/chartex" xmlns:cx8="http://schemas.microsoft.com/office/drawing/2016/5/14/chartex" xmlns:mc="http://schemas.openxmlformats.org/markup-compatibility/2006" xmlns:aink="http://schemas.microsoft.com/office/drawing/2016/ink" xmlns:am3d="http://schemas.microsoft.com/office/drawing/2017/model3d" xmlns:o="urn:schemas-microsoft-com:office:office" xmlns:r="http://schemas.openxmlformats.org/officeDocument/2006/relationships" xmlns:m="http://schemas.openxmlformats.org/officeDocument/2006/math" xmlns:v="urn:schemas-microsoft-com:vml" xmlns:wp14="http://schemas.microsoft.com/office/word/2010/wordprocessingDrawing" xmlns:wp="http://schemas.openxmlformats.org/drawingml/2006/wordprocessingDrawing" xmlns:w10="urn:schemas-microsoft-com:office:word" xmlns:w="http://schemas.openxmlformats.org/wordprocessingml/2006/main" xmlns:w14="http://schemas.microsoft.com/office/word/2010/wordml" xmlns:w15="http://schemas.microsoft.com/office/word/2012/wordml" xmlns:w16cid="http://schemas.microsoft.com/office/word/2016/wordml/cid" xmlns:w16se="http://schemas.microsoft.com/office/word/2015/wordml/symex" xmlns:wpg="http://schemas.microsoft.com/office/word/2010/wordprocessingGroup" xmlns:wpi="http://schemas.microsoft.com/office/word/2010/wordprocessingInk" xmlns:wne="http://schemas.microsoft.com/office/word/2006/wordml" xmlns:wps="http://schemas.microsoft.com/office/word/2010/wordprocessingShape" mc:Ignorable="w14 w15 w16se w16cid wp14">
+  <w:abstractNum w:abstractNumId="0" w15:restartNumberingAfterBreak="0">
+    <w:nsid w:val="056F2DF4"/>
+    <w:multiLevelType w:val="multilevel"/>
+    <w:tmpl w:val="42B80638"/>
+    <w:lvl w:ilvl="0">
+      <w:start w:val="1"/>
+      <w:numFmt w:val="bullet"/>
+      <w:lvlText w:val=""/>
+      <w:lvlJc w:val="left"/>
+      <w:pPr>
+        <w:tabs>
+          <w:tab w:val="num" w:pos="720"/>
+        </w:tabs>
+        <w:ind w:left="720" w:hanging="360"/>
+      </w:pPr>
+      <w:rPr>
+        <w:rFonts w:ascii="Symbol" w:hAnsi="Symbol" w:hint="default"/>
+        <w:sz w:val="20"/>
+      </w:rPr>
+    </w:lvl>
+    <w:lvl w:ilvl="1" w:tentative="1">
+      <w:start w:val="1"/>
+      <w:numFmt w:val="bullet"/>
+      <w:lvlText w:val="o"/>
+      <w:lvlJc w:val="left"/>
+      <w:pPr>
+        <w:tabs>
+          <w:tab w:val="num" w:pos="1440"/>
+        </w:tabs>
+        <w:ind w:left="1440" w:hanging="360"/>
+      </w:pPr>
+      <w:rPr>
+        <w:rFonts w:ascii="Courier New" w:hAnsi="Courier New" w:hint="default"/>
+        <w:sz w:val="20"/>
+      </w:rPr>
+    </w:lvl>
+    <w:lvl w:ilvl="2" w:tentative="1">
+      <w:start w:val="1"/>
+      <w:numFmt w:val="bullet"/>
+      <w:lvlText w:val=""/>
+      <w:lvlJc w:val="left"/>
+      <w:pPr>
+        <w:tabs>
+          <w:tab w:val="num" w:pos="2160"/>
+        </w:tabs>
+        <w:ind w:left="2160" w:hanging="360"/>
+      </w:pPr>
+      <w:rPr>
+        <w:rFonts w:ascii="Wingdings" w:hAnsi="Wingdings" w:hint="default"/>
+        <w:sz w:val="20"/>
+      </w:rPr>
+    </w:lvl>
+    <w:lvl w:ilvl="3" w:tentative="1">
+      <w:start w:val="1"/>
+      <w:numFmt w:val="bullet"/>
+      <w:lvlText w:val=""/>
+      <w:lvlJc w:val="left"/>
+      <w:pPr>
+        <w:tabs>
+          <w:tab w:val="num" w:pos="2880"/>
+        </w:tabs>
+        <w:ind w:left="2880" w:hanging="360"/>
+      </w:pPr>
+      <w:rPr>
+        <w:rFonts w:ascii="Wingdings" w:hAnsi="Wingdings" w:hint="default"/>
+        <w:sz w:val="20"/>
+      </w:rPr>
+    </w:lvl>
+    <w:lvl w:ilvl="4" w:tentative="1">
+      <w:start w:val="1"/>
+      <w:numFmt w:val="bullet"/>
+      <w:lvlText w:val=""/>
+      <w:lvlJc w:val="left"/>
+      <w:pPr>
+        <w:tabs>
+          <w:tab w:val="num" w:pos="3600"/>
+        </w:tabs>
+        <w:ind w:left="3600" w:hanging="360"/>
+      </w:pPr>
+      <w:rPr>
+        <w:rFonts w:ascii="Wingdings" w:hAnsi="Wingdings" w:hint="default"/>
+        <w:sz w:val="20"/>
+      </w:rPr>
+    </w:lvl>
+    <w:lvl w:ilvl="5" w:tentative="1">
+      <w:start w:val="1"/>
+      <w:numFmt w:val="bullet"/>
+      <w:lvlText w:val=""/>
+      <w:lvlJc w:val="left"/>
+      <w:pPr>
+        <w:tabs>
+          <w:tab w:val="num" w:pos="4320"/>
+        </w:tabs>
+        <w:ind w:left="4320" w:hanging="360"/>
+      </w:pPr>
+      <w:rPr>
+        <w:rFonts w:ascii="Wingdings" w:hAnsi="Wingdings" w:hint="default"/>
+        <w:sz w:val="20"/>
+      </w:rPr>
+    </w:lvl>
+    <w:lvl w:ilvl="6" w:tentative="1">
+      <w:start w:val="1"/>
+      <w:numFmt w:val="bullet"/>
+      <w:lvlText w:val=""/>
+      <w:lvlJc w:val="left"/>
+      <w:pPr>
+        <w:tabs>
+          <w:tab w:val="num" w:pos="5040"/>
+        </w:tabs>
+        <w:ind w:left="5040" w:hanging="360"/>
+      </w:pPr>
+      <w:rPr>
+        <w:rFonts w:ascii="Wingdings" w:hAnsi="Wingdings" w:hint="default"/>
+        <w:sz w:val="20"/>
+      </w:rPr>
+    </w:lvl>
+    <w:lvl w:ilvl="7" w:tentative="1">
+      <w:start w:val="1"/>
+      <w:numFmt w:val="bullet"/>
+      <w:lvlText w:val=""/>
+      <w:lvlJc w:val="left"/>
+      <w:pPr>
+        <w:tabs>
+          <w:tab w:val="num" w:pos="5760"/>
+        </w:tabs>
+        <w:ind w:left="5760" w:hanging="360"/>
+      </w:pPr>
+      <w:rPr>
+        <w:rFonts w:ascii="Wingdings" w:hAnsi="Wingdings" w:hint="default"/>
+        <w:sz w:val="20"/>
+      </w:rPr>
+    </w:lvl>
+    <w:lvl w:ilvl="8" w:tentative="1">
+      <w:start w:val="1"/>
+      <w:numFmt w:val="bullet"/>
+      <w:lvlText w:val=""/>
+      <w:lvlJc w:val="left"/>
+      <w:pPr>
+        <w:tabs>
+          <w:tab w:val="num" w:pos="6480"/>
+        </w:tabs>
+        <w:ind w:left="6480" w:hanging="360"/>
+      </w:pPr>
+      <w:rPr>
+        <w:rFonts w:ascii="Wingdings" w:hAnsi="Wingdings" w:hint="default"/>
+        <w:sz w:val="20"/>
+      </w:rPr>
+    </w:lvl>
+  </w:abstractNum>
+  <w:abstractNum w:abstractNumId="1" w15:restartNumberingAfterBreak="0">
+    <w:nsid w:val="211278E8"/>
+    <w:multiLevelType w:val="multilevel"/>
+    <w:tmpl w:val="476452FE"/>
+    <w:lvl w:ilvl="0">
+      <w:start w:val="1"/>
+      <w:numFmt w:val="bullet"/>
+      <w:lvlText w:val=""/>
+      <w:lvlJc w:val="left"/>
+      <w:pPr>
+        <w:tabs>
+          <w:tab w:val="num" w:pos="720"/>
+        </w:tabs>
+        <w:ind w:left="720" w:hanging="360"/>
+      </w:pPr>
+      <w:rPr>
+        <w:rFonts w:ascii="Symbol" w:hAnsi="Symbol" w:hint="default"/>
+        <w:sz w:val="20"/>
+      </w:rPr>
+    </w:lvl>
+    <w:lvl w:ilvl="1">
+      <w:start w:val="1"/>
+      <w:numFmt w:val="bullet"/>
+      <w:lvlText w:val="o"/>
+      <w:lvlJc w:val="left"/>
+      <w:pPr>
+        <w:tabs>
+          <w:tab w:val="num" w:pos="1440"/>
+        </w:tabs>
+        <w:ind w:left="1440" w:hanging="360"/>
+      </w:pPr>
+      <w:rPr>
+        <w:rFonts w:ascii="Courier New" w:hAnsi="Courier New" w:hint="default"/>
+        <w:sz w:val="20"/>
+      </w:rPr>
+    </w:lvl>
+    <w:lvl w:ilvl="2" w:tentative="1">
+      <w:start w:val="1"/>
+      <w:numFmt w:val="bullet"/>
+      <w:lvlText w:val=""/>
+      <w:lvlJc w:val="left"/>
+      <w:pPr>
+        <w:tabs>
+          <w:tab w:val="num" w:pos="2160"/>
+        </w:tabs>
+        <w:ind w:left="2160" w:hanging="360"/>
+      </w:pPr>
+      <w:rPr>
+        <w:rFonts w:ascii="Wingdings" w:hAnsi="Wingdings" w:hint="default"/>
+        <w:sz w:val="20"/>
+      </w:rPr>
+    </w:lvl>
+    <w:lvl w:ilvl="3" w:tentative="1">
+      <w:start w:val="1"/>
+      <w:numFmt w:val="bullet"/>
+      <w:lvlText w:val=""/>
+      <w:lvlJc w:val="left"/>
+      <w:pPr>
+        <w:tabs>
+          <w:tab w:val="num" w:pos="2880"/>
+        </w:tabs>
+        <w:ind w:left="2880" w:hanging="360"/>
+      </w:pPr>
+      <w:rPr>
+        <w:rFonts w:ascii="Wingdings" w:hAnsi="Wingdings" w:hint="default"/>
+        <w:sz w:val="20"/>
+      </w:rPr>
+    </w:lvl>
+    <w:lvl w:ilvl="4" w:tentative="1">
+      <w:start w:val="1"/>
+      <w:numFmt w:val="bullet"/>
+      <w:lvlText w:val=""/>
+      <w:lvlJc w:val="left"/>
+      <w:pPr>
+        <w:tabs>
+          <w:tab w:val="num" w:pos="3600"/>
+        </w:tabs>
+        <w:ind w:left="3600" w:hanging="360"/>
+      </w:pPr>
+      <w:rPr>
+        <w:rFonts w:ascii="Wingdings" w:hAnsi="Wingdings" w:hint="default"/>
+        <w:sz w:val="20"/>
+      </w:rPr>
+    </w:lvl>
+    <w:lvl w:ilvl="5" w:tentative="1">
+      <w:start w:val="1"/>
+      <w:numFmt w:val="bullet"/>
+      <w:lvlText w:val=""/>
+      <w:lvlJc w:val="left"/>
+      <w:pPr>
+        <w:tabs>
+          <w:tab w:val="num" w:pos="4320"/>
+        </w:tabs>
+        <w:ind w:left="4320" w:hanging="360"/>
+      </w:pPr>
+      <w:rPr>
+        <w:rFonts w:ascii="Wingdings" w:hAnsi="Wingdings" w:hint="default"/>
+        <w:sz w:val="20"/>
+      </w:rPr>
+    </w:lvl>
+    <w:lvl w:ilvl="6" w:tentative="1">
+      <w:start w:val="1"/>
+      <w:numFmt w:val="bullet"/>
+      <w:lvlText w:val=""/>
+      <w:lvlJc w:val="left"/>
+      <w:pPr>
+        <w:tabs>
+          <w:tab w:val="num" w:pos="5040"/>
+        </w:tabs>
+        <w:ind w:left="5040" w:hanging="360"/>
+      </w:pPr>
+      <w:rPr>
+        <w:rFonts w:ascii="Wingdings" w:hAnsi="Wingdings" w:hint="default"/>
+        <w:sz w:val="20"/>
+      </w:rPr>
+    </w:lvl>
+    <w:lvl w:ilvl="7" w:tentative="1">
+      <w:start w:val="1"/>
+      <w:numFmt w:val="bullet"/>
+      <w:lvlText w:val=""/>
+      <w:lvlJc w:val="left"/>
+      <w:pPr>
+        <w:tabs>
+          <w:tab w:val="num" w:pos="5760"/>
+        </w:tabs>
+        <w:ind w:left="5760" w:hanging="360"/>
+      </w:pPr>
+      <w:rPr>
+        <w:rFonts w:ascii="Wingdings" w:hAnsi="Wingdings" w:hint="default"/>
+        <w:sz w:val="20"/>
+      </w:rPr>
+    </w:lvl>
+    <w:lvl w:ilvl="8" w:tentative="1">
+      <w:start w:val="1"/>
+      <w:numFmt w:val="bullet"/>
+      <w:lvlText w:val=""/>
+      <w:lvlJc w:val="left"/>
+      <w:pPr>
+        <w:tabs>
+          <w:tab w:val="num" w:pos="6480"/>
+        </w:tabs>
+        <w:ind w:left="6480" w:hanging="360"/>
+      </w:pPr>
+      <w:rPr>
+        <w:rFonts w:ascii="Wingdings" w:hAnsi="Wingdings" w:hint="default"/>
+        <w:sz w:val="20"/>
+      </w:rPr>
+    </w:lvl>
+  </w:abstractNum>
+  <w:abstractNum w:abstractNumId="2" w15:restartNumberingAfterBreak="0">
+    <w:nsid w:val="3A6B492F"/>
+    <w:multiLevelType w:val="multilevel"/>
+    <w:tmpl w:val="A69ADECC"/>
+    <w:lvl w:ilvl="0">
+      <w:start w:val="1"/>
+      <w:numFmt w:val="bullet"/>
+      <w:lvlText w:val=""/>
+      <w:lvlJc w:val="left"/>
+      <w:pPr>
+        <w:tabs>
+          <w:tab w:val="num" w:pos="720"/>
+        </w:tabs>
+        <w:ind w:left="720" w:hanging="360"/>
+      </w:pPr>
+      <w:rPr>
+        <w:rFonts w:ascii="Symbol" w:hAnsi="Symbol" w:hint="default"/>
+        <w:sz w:val="20"/>
+      </w:rPr>
+    </w:lvl>
+    <w:lvl w:ilvl="1" w:tentative="1">
+      <w:start w:val="1"/>
+      <w:numFmt w:val="bullet"/>
+      <w:lvlText w:val="o"/>
+      <w:lvlJc w:val="left"/>
+      <w:pPr>
+        <w:tabs>
+          <w:tab w:val="num" w:pos="1440"/>
+        </w:tabs>
+        <w:ind w:left="1440" w:hanging="360"/>
+      </w:pPr>
+      <w:rPr>
+        <w:rFonts w:ascii="Courier New" w:hAnsi="Courier New" w:hint="default"/>
+        <w:sz w:val="20"/>
+      </w:rPr>
+    </w:lvl>
+    <w:lvl w:ilvl="2" w:tentative="1">
+      <w:start w:val="1"/>
+      <w:numFmt w:val="bullet"/>
+      <w:lvlText w:val=""/>
+      <w:lvlJc w:val="left"/>
+      <w:pPr>
+        <w:tabs>
+          <w:tab w:val="num" w:pos="2160"/>
+        </w:tabs>
+        <w:ind w:left="2160" w:hanging="360"/>
+      </w:pPr>
+      <w:rPr>
+        <w:rFonts w:ascii="Wingdings" w:hAnsi="Wingdings" w:hint="default"/>
+        <w:sz w:val="20"/>
+      </w:rPr>
+    </w:lvl>
+    <w:lvl w:ilvl="3" w:tentative="1">
+      <w:start w:val="1"/>
+      <w:numFmt w:val="bullet"/>
+      <w:lvlText w:val=""/>
+      <w:lvlJc w:val="left"/>
+      <w:pPr>
+        <w:tabs>
+          <w:tab w:val="num" w:pos="2880"/>
+        </w:tabs>
+        <w:ind w:left="2880" w:hanging="360"/>
+      </w:pPr>
+      <w:rPr>
+        <w:rFonts w:ascii="Wingdings" w:hAnsi="Wingdings" w:hint="default"/>
+        <w:sz w:val="20"/>
+      </w:rPr>
+    </w:lvl>
+    <w:lvl w:ilvl="4" w:tentative="1">
+      <w:start w:val="1"/>
+      <w:numFmt w:val="bullet"/>
+      <w:lvlText w:val=""/>
+      <w:lvlJc w:val="left"/>
+      <w:pPr>
+        <w:tabs>
+          <w:tab w:val="num" w:pos="3600"/>
+        </w:tabs>
+        <w:ind w:left="3600" w:hanging="360"/>
+      </w:pPr>
+      <w:rPr>
+        <w:rFonts w:ascii="Wingdings" w:hAnsi="Wingdings" w:hint="default"/>
+        <w:sz w:val="20"/>
+      </w:rPr>
+    </w:lvl>
+    <w:lvl w:ilvl="5" w:tentative="1">
+      <w:start w:val="1"/>
+      <w:numFmt w:val="bullet"/>
+      <w:lvlText w:val=""/>
+      <w:lvlJc w:val="left"/>
+      <w:pPr>
+        <w:tabs>
+          <w:tab w:val="num" w:pos="4320"/>
+        </w:tabs>
+        <w:ind w:left="4320" w:hanging="360"/>
+      </w:pPr>
+      <w:rPr>
+        <w:rFonts w:ascii="Wingdings" w:hAnsi="Wingdings" w:hint="default"/>
+        <w:sz w:val="20"/>
+      </w:rPr>
+    </w:lvl>
+    <w:lvl w:ilvl="6" w:tentative="1">
+      <w:start w:val="1"/>
+      <w:numFmt w:val="bullet"/>
+      <w:lvlText w:val=""/>
+      <w:lvlJc w:val="left"/>
+      <w:pPr>
+        <w:tabs>
+          <w:tab w:val="num" w:pos="5040"/>
+        </w:tabs>
+        <w:ind w:left="5040" w:hanging="360"/>
+      </w:pPr>
+      <w:rPr>
+        <w:rFonts w:ascii="Wingdings" w:hAnsi="Wingdings" w:hint="default"/>
+        <w:sz w:val="20"/>
+      </w:rPr>
+    </w:lvl>
+    <w:lvl w:ilvl="7" w:tentative="1">
+      <w:start w:val="1"/>
+      <w:numFmt w:val="bullet"/>
+      <w:lvlText w:val=""/>
+      <w:lvlJc w:val="left"/>
+      <w:pPr>
+        <w:tabs>
+          <w:tab w:val="num" w:pos="5760"/>
+        </w:tabs>
+        <w:ind w:left="5760" w:hanging="360"/>
+      </w:pPr>
+      <w:rPr>
+        <w:rFonts w:ascii="Wingdings" w:hAnsi="Wingdings" w:hint="default"/>
+        <w:sz w:val="20"/>
+      </w:rPr>
+    </w:lvl>
+    <w:lvl w:ilvl="8" w:tentative="1">
+      <w:start w:val="1"/>
+      <w:numFmt w:val="bullet"/>
+      <w:lvlText w:val=""/>
+      <w:lvlJc w:val="left"/>
+      <w:pPr>
+        <w:tabs>
+          <w:tab w:val="num" w:pos="6480"/>
+        </w:tabs>
+        <w:ind w:left="6480" w:hanging="360"/>
+      </w:pPr>
+      <w:rPr>
+        <w:rFonts w:ascii="Wingdings" w:hAnsi="Wingdings" w:hint="default"/>
+        <w:sz w:val="20"/>
+      </w:rPr>
+    </w:lvl>
+  </w:abstractNum>
+  <w:abstractNum w:abstractNumId="3" w15:restartNumberingAfterBreak="0">
+    <w:nsid w:val="6DE650A3"/>
+    <w:multiLevelType w:val="multilevel"/>
+    <w:tmpl w:val="9210F15C"/>
+    <w:lvl w:ilvl="0">
+      <w:start w:val="1"/>
+      <w:numFmt w:val="decimal"/>
+      <w:lvlText w:val="%1."/>
+      <w:lvlJc w:val="left"/>
+      <w:pPr>
+        <w:tabs>
+          <w:tab w:val="num" w:pos="720"/>
+        </w:tabs>
+        <w:ind w:left="720" w:hanging="360"/>
+      </w:pPr>
+    </w:lvl>
+    <w:lvl w:ilvl="1">
+      <w:start w:val="1"/>
+      <w:numFmt w:val="bullet"/>
+      <w:lvlText w:val="o"/>
+      <w:lvlJc w:val="left"/>
+      <w:pPr>
+        <w:tabs>
+          <w:tab w:val="num" w:pos="1440"/>
+        </w:tabs>
+        <w:ind w:left="1440" w:hanging="360"/>
+      </w:pPr>
+      <w:rPr>
+        <w:rFonts w:ascii="Courier New" w:hAnsi="Courier New" w:hint="default"/>
+        <w:sz w:val="20"/>
+      </w:rPr>
+    </w:lvl>
+    <w:lvl w:ilvl="2" w:tentative="1">
+      <w:start w:val="1"/>
+      <w:numFmt w:val="decimal"/>
+      <w:lvlText w:val="%3."/>
+      <w:lvlJc w:val="left"/>
+      <w:pPr>
+        <w:tabs>
+          <w:tab w:val="num" w:pos="2160"/>
+        </w:tabs>
+        <w:ind w:left="2160" w:hanging="360"/>
+      </w:pPr>
+    </w:lvl>
+    <w:lvl w:ilvl="3" w:tentative="1">
+      <w:start w:val="1"/>
+      <w:numFmt w:val="decimal"/>
+      <w:lvlText w:val="%4."/>
+      <w:lvlJc w:val="left"/>
+      <w:pPr>
+        <w:tabs>
+          <w:tab w:val="num" w:pos="2880"/>
+        </w:tabs>
+        <w:ind w:left="2880" w:hanging="360"/>
+      </w:pPr>
+    </w:lvl>
+    <w:lvl w:ilvl="4" w:tentative="1">
+      <w:start w:val="1"/>
+      <w:numFmt w:val="decimal"/>
+      <w:lvlText w:val="%5."/>
+      <w:lvlJc w:val="left"/>
+      <w:pPr>
+        <w:tabs>
+          <w:tab w:val="num" w:pos="3600"/>
+        </w:tabs>
+        <w:ind w:left="3600" w:hanging="360"/>
+      </w:pPr>
+    </w:lvl>
+    <w:lvl w:ilvl="5" w:tentative="1">
+      <w:start w:val="1"/>
+      <w:numFmt w:val="decimal"/>
+      <w:lvlText w:val="%6."/>
+      <w:lvlJc w:val="left"/>
+      <w:pPr>
+        <w:tabs>
+          <w:tab w:val="num" w:pos="4320"/>
+        </w:tabs>
+        <w:ind w:left="4320" w:hanging="360"/>
+      </w:pPr>
+    </w:lvl>
+    <w:lvl w:ilvl="6" w:tentative="1">
+      <w:start w:val="1"/>
+      <w:numFmt w:val="decimal"/>
+      <w:lvlText w:val="%7."/>
+      <w:lvlJc w:val="left"/>
+      <w:pPr>
+        <w:tabs>
+          <w:tab w:val="num" w:pos="5040"/>
+        </w:tabs>
+        <w:ind w:left="5040" w:hanging="360"/>
+      </w:pPr>
+    </w:lvl>
+    <w:lvl w:ilvl="7" w:tentative="1">
+      <w:start w:val="1"/>
+      <w:numFmt w:val="decimal"/>
+      <w:lvlText w:val="%8."/>
+      <w:lvlJc w:val="left"/>
+      <w:pPr>
+        <w:tabs>
+          <w:tab w:val="num" w:pos="5760"/>
+        </w:tabs>
+        <w:ind w:left="5760" w:hanging="360"/>
+      </w:pPr>
+    </w:lvl>
+    <w:lvl w:ilvl="8" w:tentative="1">
+      <w:start w:val="1"/>
+      <w:numFmt w:val="decimal"/>
+      <w:lvlText w:val="%9."/>
+      <w:lvlJc w:val="left"/>
+      <w:pPr>
+        <w:tabs>
+          <w:tab w:val="num" w:pos="6480"/>
+        </w:tabs>
+        <w:ind w:left="6480" w:hanging="360"/>
+      </w:pPr>
+    </w:lvl>
+  </w:abstractNum>
+  <w:abstractNum w:abstractNumId="4" w15:restartNumberingAfterBreak="0">
+    <w:nsid w:val="79E5167C"/>
+    <w:multiLevelType w:val="multilevel"/>
+    <w:tmpl w:val="B4B63136"/>
+    <w:lvl w:ilvl="0">
+      <w:start w:val="1"/>
+      <w:numFmt w:val="bullet"/>
+      <w:lvlText w:val=""/>
+      <w:lvlJc w:val="left"/>
+      <w:pPr>
+        <w:tabs>
+          <w:tab w:val="num" w:pos="720"/>
+        </w:tabs>
+        <w:ind w:left="720" w:hanging="360"/>
+      </w:pPr>
+      <w:rPr>
+        <w:rFonts w:ascii="Symbol" w:hAnsi="Symbol" w:hint="default"/>
+        <w:sz w:val="20"/>
+      </w:rPr>
+    </w:lvl>
+    <w:lvl w:ilvl="1">
+      <w:start w:val="1"/>
+      <w:numFmt w:val="bullet"/>
+      <w:lvlText w:val="o"/>
+      <w:lvlJc w:val="left"/>
+      <w:pPr>
+        <w:tabs>
+          <w:tab w:val="num" w:pos="1440"/>
+        </w:tabs>
+        <w:ind w:left="1440" w:hanging="360"/>
+      </w:pPr>
+      <w:rPr>
+        <w:rFonts w:ascii="Courier New" w:hAnsi="Courier New" w:hint="default"/>
+        <w:sz w:val="20"/>
+      </w:rPr>
+    </w:lvl>
+    <w:lvl w:ilvl="2" w:tentative="1">
+      <w:start w:val="1"/>
+      <w:numFmt w:val="bullet"/>
+      <w:lvlText w:val=""/>
+      <w:lvlJc w:val="left"/>
+      <w:pPr>
+        <w:tabs>
+          <w:tab w:val="num" w:pos="2160"/>
+        </w:tabs>
+        <w:ind w:left="2160" w:hanging="360"/>
+      </w:pPr>
+      <w:rPr>
+        <w:rFonts w:ascii="Wingdings" w:hAnsi="Wingdings" w:hint="default"/>
+        <w:sz w:val="20"/>
+      </w:rPr>
+    </w:lvl>
+    <w:lvl w:ilvl="3" w:tentative="1">
+      <w:start w:val="1"/>
+      <w:numFmt w:val="bullet"/>
+      <w:lvlText w:val=""/>
+      <w:lvlJc w:val="left"/>
+      <w:pPr>
+        <w:tabs>
+          <w:tab w:val="num" w:pos="2880"/>
+        </w:tabs>
+        <w:ind w:left="2880" w:hanging="360"/>
+      </w:pPr>
+      <w:rPr>
+        <w:rFonts w:ascii="Wingdings" w:hAnsi="Wingdings" w:hint="default"/>
+        <w:sz w:val="20"/>
+      </w:rPr>
+    </w:lvl>
+    <w:lvl w:ilvl="4" w:tentative="1">
+      <w:start w:val="1"/>
+      <w:numFmt w:val="bullet"/>
+      <w:lvlText w:val=""/>
+      <w:lvlJc w:val="left"/>
+      <w:pPr>
+        <w:tabs>
+          <w:tab w:val="num" w:pos="3600"/>
+        </w:tabs>
+        <w:ind w:left="3600" w:hanging="360"/>
+      </w:pPr>
+      <w:rPr>
+        <w:rFonts w:ascii="Wingdings" w:hAnsi="Wingdings" w:hint="default"/>
+        <w:sz w:val="20"/>
+      </w:rPr>
+    </w:lvl>
+    <w:lvl w:ilvl="5" w:tentative="1">
+      <w:start w:val="1"/>
+      <w:numFmt w:val="bullet"/>
+      <w:lvlText w:val=""/>
+      <w:lvlJc w:val="left"/>
+      <w:pPr>
+        <w:tabs>
+          <w:tab w:val="num" w:pos="4320"/>
+        </w:tabs>
+        <w:ind w:left="4320" w:hanging="360"/>
+      </w:pPr>
+      <w:rPr>
+        <w:rFonts w:ascii="Wingdings" w:hAnsi="Wingdings" w:hint="default"/>
+        <w:sz w:val="20"/>
+      </w:rPr>
+    </w:lvl>
+    <w:lvl w:ilvl="6" w:tentative="1">
+      <w:start w:val="1"/>
+      <w:numFmt w:val="bullet"/>
+      <w:lvlText w:val=""/>
+      <w:lvlJc w:val="left"/>
+      <w:pPr>
+        <w:tabs>
+          <w:tab w:val="num" w:pos="5040"/>
+        </w:tabs>
+        <w:ind w:left="5040" w:hanging="360"/>
+      </w:pPr>
+      <w:rPr>
+        <w:rFonts w:ascii="Wingdings" w:hAnsi="Wingdings" w:hint="default"/>
+        <w:sz w:val="20"/>
+      </w:rPr>
+    </w:lvl>
+    <w:lvl w:ilvl="7" w:tentative="1">
+      <w:start w:val="1"/>
+      <w:numFmt w:val="bullet"/>
+      <w:lvlText w:val=""/>
+      <w:lvlJc w:val="left"/>
+      <w:pPr>
+        <w:tabs>
+          <w:tab w:val="num" w:pos="5760"/>
+        </w:tabs>
+        <w:ind w:left="5760" w:hanging="360"/>
+      </w:pPr>
+      <w:rPr>
+        <w:rFonts w:ascii="Wingdings" w:hAnsi="Wingdings" w:hint="default"/>
+        <w:sz w:val="20"/>
+      </w:rPr>
+    </w:lvl>
+    <w:lvl w:ilvl="8" w:tentative="1">
+      <w:start w:val="1"/>
+      <w:numFmt w:val="bullet"/>
+      <w:lvlText w:val=""/>
+      <w:lvlJc w:val="left"/>
+      <w:pPr>
+        <w:tabs>
+          <w:tab w:val="num" w:pos="6480"/>
+        </w:tabs>
+        <w:ind w:left="6480" w:hanging="360"/>
+      </w:pPr>
+      <w:rPr>
+        <w:rFonts w:ascii="Wingdings" w:hAnsi="Wingdings" w:hint="default"/>
+        <w:sz w:val="20"/>
+      </w:rPr>
+    </w:lvl>
+  </w:abstractNum>
+  <w:num w:numId="1">
+    <w:abstractNumId w:val="0"/>
+  </w:num>
+  <w:num w:numId="2">
+    <w:abstractNumId w:val="3"/>
+  </w:num>
+  <w:num w:numId="3">
+    <w:abstractNumId w:val="4"/>
+  </w:num>
+  <w:num w:numId="4">
+    <w:abstractNumId w:val="1"/>
+  </w:num>
+  <w:num w:numId="5">
+    <w:abstractNumId w:val="2"/>
+  </w:num>
+</w:numbering>
 </file>
 
 <file path=word/styles.xml><?xml version="1.0" encoding="utf-8"?>
@@ -618,6 +2908,70 @@
       <w:widowControl w:val="0"/>
     </w:pPr>
   </w:style>
+  <w:style w:type="paragraph" w:styleId="1">
+    <w:name w:val="heading 1"/>
+    <w:basedOn w:val="a"/>
+    <w:next w:val="a"/>
+    <w:link w:val="10"/>
+    <w:uiPriority w:val="9"/>
+    <w:qFormat/>
+    <w:rsid w:val="002319FA"/>
+    <w:pPr>
+      <w:keepNext/>
+      <w:keepLines/>
+      <w:spacing w:before="240" w:after="0"/>
+      <w:outlineLvl w:val="0"/>
+    </w:pPr>
+    <w:rPr>
+      <w:rFonts w:asciiTheme="majorHAnsi" w:eastAsiaTheme="majorEastAsia" w:hAnsiTheme="majorHAnsi" w:cstheme="majorBidi"/>
+      <w:color w:val="2F5496" w:themeColor="accent1" w:themeShade="BF"/>
+      <w:sz w:val="32"/>
+      <w:szCs w:val="32"/>
+    </w:rPr>
+  </w:style>
+  <w:style w:type="paragraph" w:styleId="3">
+    <w:name w:val="heading 3"/>
+    <w:basedOn w:val="a"/>
+    <w:next w:val="a"/>
+    <w:link w:val="30"/>
+    <w:uiPriority w:val="9"/>
+    <w:semiHidden/>
+    <w:unhideWhenUsed/>
+    <w:qFormat/>
+    <w:rsid w:val="002319FA"/>
+    <w:pPr>
+      <w:keepNext/>
+      <w:keepLines/>
+      <w:spacing w:before="40" w:after="0"/>
+      <w:outlineLvl w:val="2"/>
+    </w:pPr>
+    <w:rPr>
+      <w:rFonts w:asciiTheme="majorHAnsi" w:eastAsiaTheme="majorEastAsia" w:hAnsiTheme="majorHAnsi" w:cstheme="majorBidi"/>
+      <w:color w:val="1F3763" w:themeColor="accent1" w:themeShade="7F"/>
+      <w:sz w:val="24"/>
+      <w:szCs w:val="24"/>
+    </w:rPr>
+  </w:style>
+  <w:style w:type="paragraph" w:styleId="4">
+    <w:name w:val="heading 4"/>
+    <w:basedOn w:val="a"/>
+    <w:link w:val="40"/>
+    <w:uiPriority w:val="9"/>
+    <w:qFormat/>
+    <w:rsid w:val="008504A2"/>
+    <w:pPr>
+      <w:widowControl/>
+      <w:spacing w:before="100" w:beforeAutospacing="1" w:after="100" w:afterAutospacing="1" w:line="240" w:lineRule="auto"/>
+      <w:outlineLvl w:val="3"/>
+    </w:pPr>
+    <w:rPr>
+      <w:rFonts w:ascii="Times New Roman" w:eastAsia="Times New Roman" w:hAnsi="Times New Roman" w:cs="Times New Roman"/>
+      <w:b/>
+      <w:bCs/>
+      <w:sz w:val="24"/>
+      <w:szCs w:val="24"/>
+    </w:rPr>
+  </w:style>
   <w:style w:type="character" w:default="1" w:styleId="a0">
     <w:name w:val="Default Paragraph Font"/>
     <w:uiPriority w:val="1"/>
@@ -644,6 +2998,121 @@
     <w:uiPriority w:val="99"/>
     <w:semiHidden/>
     <w:unhideWhenUsed/>
+  </w:style>
+  <w:style w:type="paragraph" w:styleId="a3">
+    <w:name w:val="header"/>
+    <w:basedOn w:val="a"/>
+    <w:link w:val="a4"/>
+    <w:uiPriority w:val="99"/>
+    <w:unhideWhenUsed/>
+    <w:rsid w:val="003C3230"/>
+    <w:pPr>
+      <w:tabs>
+        <w:tab w:val="center" w:pos="4680"/>
+        <w:tab w:val="right" w:pos="9360"/>
+      </w:tabs>
+      <w:spacing w:after="0" w:line="240" w:lineRule="auto"/>
+    </w:pPr>
+  </w:style>
+  <w:style w:type="character" w:customStyle="1" w:styleId="a4">
+    <w:name w:val="頁首 字元"/>
+    <w:basedOn w:val="a0"/>
+    <w:link w:val="a3"/>
+    <w:uiPriority w:val="99"/>
+    <w:rsid w:val="003C3230"/>
+  </w:style>
+  <w:style w:type="paragraph" w:styleId="a5">
+    <w:name w:val="footer"/>
+    <w:basedOn w:val="a"/>
+    <w:link w:val="a6"/>
+    <w:uiPriority w:val="99"/>
+    <w:unhideWhenUsed/>
+    <w:rsid w:val="003C3230"/>
+    <w:pPr>
+      <w:tabs>
+        <w:tab w:val="center" w:pos="4680"/>
+        <w:tab w:val="right" w:pos="9360"/>
+      </w:tabs>
+      <w:spacing w:after="0" w:line="240" w:lineRule="auto"/>
+    </w:pPr>
+  </w:style>
+  <w:style w:type="character" w:customStyle="1" w:styleId="a6">
+    <w:name w:val="頁尾 字元"/>
+    <w:basedOn w:val="a0"/>
+    <w:link w:val="a5"/>
+    <w:uiPriority w:val="99"/>
+    <w:rsid w:val="003C3230"/>
+  </w:style>
+  <w:style w:type="character" w:styleId="HTML">
+    <w:name w:val="HTML Code"/>
+    <w:basedOn w:val="a0"/>
+    <w:uiPriority w:val="99"/>
+    <w:semiHidden/>
+    <w:unhideWhenUsed/>
+    <w:rsid w:val="003C3230"/>
+    <w:rPr>
+      <w:rFonts w:ascii="Courier New" w:eastAsia="Times New Roman" w:hAnsi="Courier New" w:cs="Courier New"/>
+      <w:sz w:val="20"/>
+      <w:szCs w:val="20"/>
+    </w:rPr>
+  </w:style>
+  <w:style w:type="character" w:customStyle="1" w:styleId="40">
+    <w:name w:val="標題 4 字元"/>
+    <w:basedOn w:val="a0"/>
+    <w:link w:val="4"/>
+    <w:uiPriority w:val="9"/>
+    <w:rsid w:val="008504A2"/>
+    <w:rPr>
+      <w:rFonts w:ascii="Times New Roman" w:eastAsia="Times New Roman" w:hAnsi="Times New Roman" w:cs="Times New Roman"/>
+      <w:b/>
+      <w:bCs/>
+      <w:sz w:val="24"/>
+      <w:szCs w:val="24"/>
+    </w:rPr>
+  </w:style>
+  <w:style w:type="paragraph" w:styleId="Web">
+    <w:name w:val="Normal (Web)"/>
+    <w:basedOn w:val="a"/>
+    <w:uiPriority w:val="99"/>
+    <w:semiHidden/>
+    <w:unhideWhenUsed/>
+    <w:rsid w:val="008504A2"/>
+    <w:pPr>
+      <w:widowControl/>
+      <w:spacing w:before="100" w:beforeAutospacing="1" w:after="100" w:afterAutospacing="1" w:line="240" w:lineRule="auto"/>
+    </w:pPr>
+    <w:rPr>
+      <w:rFonts w:ascii="Times New Roman" w:eastAsia="Times New Roman" w:hAnsi="Times New Roman" w:cs="Times New Roman"/>
+      <w:sz w:val="24"/>
+      <w:szCs w:val="24"/>
+    </w:rPr>
+  </w:style>
+  <w:style w:type="character" w:customStyle="1" w:styleId="30">
+    <w:name w:val="標題 3 字元"/>
+    <w:basedOn w:val="a0"/>
+    <w:link w:val="3"/>
+    <w:uiPriority w:val="9"/>
+    <w:semiHidden/>
+    <w:rsid w:val="002319FA"/>
+    <w:rPr>
+      <w:rFonts w:asciiTheme="majorHAnsi" w:eastAsiaTheme="majorEastAsia" w:hAnsiTheme="majorHAnsi" w:cstheme="majorBidi"/>
+      <w:color w:val="1F3763" w:themeColor="accent1" w:themeShade="7F"/>
+      <w:sz w:val="24"/>
+      <w:szCs w:val="24"/>
+    </w:rPr>
+  </w:style>
+  <w:style w:type="character" w:customStyle="1" w:styleId="10">
+    <w:name w:val="標題 1 字元"/>
+    <w:basedOn w:val="a0"/>
+    <w:link w:val="1"/>
+    <w:uiPriority w:val="9"/>
+    <w:rsid w:val="002319FA"/>
+    <w:rPr>
+      <w:rFonts w:asciiTheme="majorHAnsi" w:eastAsiaTheme="majorEastAsia" w:hAnsiTheme="majorHAnsi" w:cstheme="majorBidi"/>
+      <w:color w:val="2F5496" w:themeColor="accent1" w:themeShade="BF"/>
+      <w:sz w:val="32"/>
+      <w:szCs w:val="32"/>
+    </w:rPr>
   </w:style>
 </w:styles>
 </file>
